--- a/assets/templates/base.docx
+++ b/assets/templates/base.docx
@@ -58,7 +58,7 @@
     </w:p>
     <w:p>
       <w:pPr>
-        <w:pStyle w:val="1143"/>
+        <w:pStyle w:val="1145"/>
         <w:numPr>
           <w:ilvl w:val="0"/>
           <w:numId w:val="1"/>
@@ -83,7 +83,12 @@
         <w:rPr>
           <w:lang w:val="en-US"/>
         </w:rPr>
-        <w:t xml:space="preserve">question_one</w:t>
+      </w:r>
+      <w:r>
+        <w:rPr>
+          <w:lang w:val="en-US"/>
+        </w:rPr>
+        <w:t xml:space="preserve">question_theoretical</w:t>
       </w:r>
       <w:r>
         <w:rPr>
@@ -105,7 +110,7 @@
     </w:p>
     <w:p>
       <w:pPr>
-        <w:pStyle w:val="1143"/>
+        <w:pStyle w:val="1145"/>
         <w:numPr>
           <w:ilvl w:val="0"/>
           <w:numId w:val="1"/>
@@ -128,7 +133,12 @@
         <w:rPr>
           <w:lang w:val="en-US"/>
         </w:rPr>
-        <w:t xml:space="preserve">question_two</w:t>
+      </w:r>
+      <w:r>
+        <w:rPr>
+          <w:lang w:val="en-US"/>
+        </w:rPr>
+        <w:t xml:space="preserve">question_practical</w:t>
       </w:r>
       <w:r>
         <w:rPr>
@@ -194,7 +204,7 @@
 <w:ftr xmlns:wpc="http://schemas.microsoft.com/office/word/2010/wordprocessingCanvas" xmlns:mc="http://schemas.openxmlformats.org/markup-compatibility/2006" xmlns:o="urn:schemas-microsoft-com:office:office" xmlns:r="http://schemas.openxmlformats.org/officeDocument/2006/relationships" xmlns:m="http://schemas.openxmlformats.org/officeDocument/2006/math" xmlns:v="urn:schemas-microsoft-com:vml" xmlns:wp14="http://schemas.microsoft.com/office/word/2010/wordprocessingDrawing" xmlns:wp="http://schemas.openxmlformats.org/drawingml/2006/wordprocessingDrawing" xmlns:w10="urn:schemas-microsoft-com:office:word" xmlns:w="http://schemas.openxmlformats.org/wordprocessingml/2006/main" xmlns:w14="http://schemas.microsoft.com/office/word/2010/wordml" xmlns:w15="http://schemas.microsoft.com/office/word/2012/wordml" xmlns:wpg="http://schemas.microsoft.com/office/word/2010/wordprocessingGroup" xmlns:wpi="http://schemas.microsoft.com/office/word/2010/wordprocessingInk" xmlns:wne="http://schemas.microsoft.com/office/word/2006/wordml" xmlns:a="http://schemas.openxmlformats.org/drawingml/2006/main" xmlns:wps="http://schemas.microsoft.com/office/word/2010/wordprocessingShape" mc:Ignorable="w14 w15 wp14">
   <w:tbl>
     <w:tblPr>
-      <w:tblStyle w:val="1142"/>
+      <w:tblStyle w:val="1144"/>
       <w:tblInd w:w="941" w:type="dxa"/>
       <w:tblW w:w="0" w:type="auto"/>
       <w:tblBorders/>
@@ -224,7 +234,7 @@
         </w:tcPr>
         <w:p>
           <w:pPr>
-            <w:pStyle w:val="1137"/>
+            <w:pStyle w:val="1139"/>
             <w:pBdr/>
             <w:tabs>
               <w:tab w:val="clear" w:leader="none" w:pos="4677"/>
@@ -278,7 +288,7 @@
         </w:tcPr>
         <w:p>
           <w:pPr>
-            <w:pStyle w:val="1137"/>
+            <w:pStyle w:val="1139"/>
             <w:suppressLineNumbers w:val="false"/>
             <w:pBdr/>
             <w:tabs>
@@ -341,7 +351,7 @@
         </w:tcPr>
         <w:p>
           <w:pPr>
-            <w:pStyle w:val="1137"/>
+            <w:pStyle w:val="1139"/>
             <w:suppressLineNumbers w:val="false"/>
             <w:pBdr/>
             <w:tabs>
@@ -409,7 +419,7 @@
   </w:tbl>
   <w:p>
     <w:pPr>
-      <w:pStyle w:val="1137"/>
+      <w:pStyle w:val="1139"/>
       <w:pBdr/>
       <w:tabs>
         <w:tab w:val="clear" w:leader="none" w:pos="4677"/>
@@ -450,7 +460,7 @@
 <w:ftr xmlns:wpc="http://schemas.microsoft.com/office/word/2010/wordprocessingCanvas" xmlns:mc="http://schemas.openxmlformats.org/markup-compatibility/2006" xmlns:o="urn:schemas-microsoft-com:office:office" xmlns:r="http://schemas.openxmlformats.org/officeDocument/2006/relationships" xmlns:m="http://schemas.openxmlformats.org/officeDocument/2006/math" xmlns:v="urn:schemas-microsoft-com:vml" xmlns:wp14="http://schemas.microsoft.com/office/word/2010/wordprocessingDrawing" xmlns:wp="http://schemas.openxmlformats.org/drawingml/2006/wordprocessingDrawing" xmlns:w10="urn:schemas-microsoft-com:office:word" xmlns:w="http://schemas.openxmlformats.org/wordprocessingml/2006/main" xmlns:w14="http://schemas.microsoft.com/office/word/2010/wordml" xmlns:w15="http://schemas.microsoft.com/office/word/2012/wordml" xmlns:wpg="http://schemas.microsoft.com/office/word/2010/wordprocessingGroup" xmlns:wpi="http://schemas.microsoft.com/office/word/2010/wordprocessingInk" xmlns:wne="http://schemas.microsoft.com/office/word/2006/wordml" xmlns:a="http://schemas.openxmlformats.org/drawingml/2006/main" xmlns:wps="http://schemas.microsoft.com/office/word/2010/wordprocessingShape" mc:Ignorable="w14 w15 wp14">
   <w:p>
     <w:pPr>
-      <w:pStyle w:val="1137"/>
+      <w:pStyle w:val="1139"/>
       <w:pBdr/>
       <w:spacing/>
       <w:ind/>
@@ -466,7 +476,7 @@
 <w:ftr xmlns:wpc="http://schemas.microsoft.com/office/word/2010/wordprocessingCanvas" xmlns:mc="http://schemas.openxmlformats.org/markup-compatibility/2006" xmlns:o="urn:schemas-microsoft-com:office:office" xmlns:r="http://schemas.openxmlformats.org/officeDocument/2006/relationships" xmlns:m="http://schemas.openxmlformats.org/officeDocument/2006/math" xmlns:v="urn:schemas-microsoft-com:vml" xmlns:wp14="http://schemas.microsoft.com/office/word/2010/wordprocessingDrawing" xmlns:wp="http://schemas.openxmlformats.org/drawingml/2006/wordprocessingDrawing" xmlns:w10="urn:schemas-microsoft-com:office:word" xmlns:w="http://schemas.openxmlformats.org/wordprocessingml/2006/main" xmlns:w14="http://schemas.microsoft.com/office/word/2010/wordml" xmlns:w15="http://schemas.microsoft.com/office/word/2012/wordml" xmlns:wpg="http://schemas.microsoft.com/office/word/2010/wordprocessingGroup" xmlns:wpi="http://schemas.microsoft.com/office/word/2010/wordprocessingInk" xmlns:wne="http://schemas.microsoft.com/office/word/2006/wordml" xmlns:a="http://schemas.openxmlformats.org/drawingml/2006/main" xmlns:wps="http://schemas.microsoft.com/office/word/2010/wordprocessingShape" mc:Ignorable="w14 w15 wp14">
   <w:p>
     <w:pPr>
-      <w:pStyle w:val="1137"/>
+      <w:pStyle w:val="1139"/>
       <w:pBdr/>
       <w:spacing/>
       <w:ind/>
@@ -1569,7 +1579,7 @@
 <w:hdr xmlns:wpc="http://schemas.microsoft.com/office/word/2010/wordprocessingCanvas" xmlns:mc="http://schemas.openxmlformats.org/markup-compatibility/2006" xmlns:o="urn:schemas-microsoft-com:office:office" xmlns:r="http://schemas.openxmlformats.org/officeDocument/2006/relationships" xmlns:m="http://schemas.openxmlformats.org/officeDocument/2006/math" xmlns:v="urn:schemas-microsoft-com:vml" xmlns:wp14="http://schemas.microsoft.com/office/word/2010/wordprocessingDrawing" xmlns:wp="http://schemas.openxmlformats.org/drawingml/2006/wordprocessingDrawing" xmlns:w10="urn:schemas-microsoft-com:office:word" xmlns:w="http://schemas.openxmlformats.org/wordprocessingml/2006/main" xmlns:w14="http://schemas.microsoft.com/office/word/2010/wordml" xmlns:w15="http://schemas.microsoft.com/office/word/2012/wordml" xmlns:wpg="http://schemas.microsoft.com/office/word/2010/wordprocessingGroup" xmlns:wpi="http://schemas.microsoft.com/office/word/2010/wordprocessingInk" xmlns:wne="http://schemas.microsoft.com/office/word/2006/wordml" xmlns:a="http://schemas.openxmlformats.org/drawingml/2006/main" xmlns:wps="http://schemas.microsoft.com/office/word/2010/wordprocessingShape" mc:Ignorable="w14 w15 wp14">
   <w:p>
     <w:pPr>
-      <w:pStyle w:val="1136"/>
+      <w:pStyle w:val="1138"/>
       <w:pBdr/>
       <w:spacing/>
       <w:ind/>
@@ -1585,7 +1595,7 @@
 <w:hdr xmlns:wpc="http://schemas.microsoft.com/office/word/2010/wordprocessingCanvas" xmlns:mc="http://schemas.openxmlformats.org/markup-compatibility/2006" xmlns:o="urn:schemas-microsoft-com:office:office" xmlns:r="http://schemas.openxmlformats.org/officeDocument/2006/relationships" xmlns:m="http://schemas.openxmlformats.org/officeDocument/2006/math" xmlns:v="urn:schemas-microsoft-com:vml" xmlns:wp14="http://schemas.microsoft.com/office/word/2010/wordprocessingDrawing" xmlns:wp="http://schemas.openxmlformats.org/drawingml/2006/wordprocessingDrawing" xmlns:w10="urn:schemas-microsoft-com:office:word" xmlns:w="http://schemas.openxmlformats.org/wordprocessingml/2006/main" xmlns:w14="http://schemas.microsoft.com/office/word/2010/wordml" xmlns:w15="http://schemas.microsoft.com/office/word/2012/wordml" xmlns:wpg="http://schemas.microsoft.com/office/word/2010/wordprocessingGroup" xmlns:wpi="http://schemas.microsoft.com/office/word/2010/wordprocessingInk" xmlns:wne="http://schemas.microsoft.com/office/word/2006/wordml" xmlns:a="http://schemas.openxmlformats.org/drawingml/2006/main" xmlns:wps="http://schemas.microsoft.com/office/word/2010/wordprocessingShape" mc:Ignorable="w14 w15 wp14">
   <w:p>
     <w:pPr>
-      <w:pStyle w:val="1136"/>
+      <w:pStyle w:val="1138"/>
       <w:pBdr/>
       <w:spacing/>
       <w:ind/>
@@ -1890,9 +1900,9 @@
     <w:lsdException w:name="Bibliography" w:uiPriority="37"/>
     <w:lsdException w:name="TOC Heading" w:uiPriority="39" w:qFormat="1"/>
   </w:latentStyles>
-  <w:style w:type="character" w:styleId="198">
+  <w:style w:type="character" w:styleId="952">
     <w:name w:val="Placeholder Text"/>
-    <w:basedOn w:val="1132"/>
+    <w:basedOn w:val="1134"/>
     <w:uiPriority w:val="99"/>
     <w:semiHidden/>
     <w:pPr>
@@ -1904,9 +1914,9 @@
       <w:color w:val="666666"/>
     </w:rPr>
   </w:style>
-  <w:style w:type="table" w:styleId="951">
+  <w:style w:type="table" w:styleId="953">
     <w:name w:val="Table Grid Light"/>
-    <w:basedOn w:val="1133"/>
+    <w:basedOn w:val="1135"/>
     <w:uiPriority w:val="59"/>
     <w:pPr>
       <w:pBdr/>
@@ -2103,9 +2113,9 @@
       </w:tcPr>
     </w:tblStylePr>
   </w:style>
-  <w:style w:type="table" w:styleId="952">
+  <w:style w:type="table" w:styleId="954">
     <w:name w:val="Plain Table 1"/>
-    <w:basedOn w:val="1133"/>
+    <w:basedOn w:val="1135"/>
     <w:uiPriority w:val="59"/>
     <w:pPr>
       <w:pBdr/>
@@ -2328,9 +2338,9 @@
       </w:tcPr>
     </w:tblStylePr>
   </w:style>
-  <w:style w:type="table" w:styleId="953">
+  <w:style w:type="table" w:styleId="955">
     <w:name w:val="Plain Table 2"/>
-    <w:basedOn w:val="1133"/>
+    <w:basedOn w:val="1135"/>
     <w:uiPriority w:val="59"/>
     <w:pPr>
       <w:pBdr/>
@@ -2561,9 +2571,9 @@
       </w:tcPr>
     </w:tblStylePr>
   </w:style>
-  <w:style w:type="table" w:styleId="954">
+  <w:style w:type="table" w:styleId="956">
     <w:name w:val="Plain Table 3"/>
-    <w:basedOn w:val="1133"/>
+    <w:basedOn w:val="1135"/>
     <w:uiPriority w:val="99"/>
     <w:pPr>
       <w:pBdr/>
@@ -2791,9 +2801,9 @@
       </w:tcPr>
     </w:tblStylePr>
   </w:style>
-  <w:style w:type="table" w:styleId="955">
+  <w:style w:type="table" w:styleId="957">
     <w:name w:val="Plain Table 4"/>
-    <w:basedOn w:val="1133"/>
+    <w:basedOn w:val="1135"/>
     <w:uiPriority w:val="99"/>
     <w:pPr>
       <w:pBdr/>
@@ -3007,9 +3017,9 @@
       </w:tcPr>
     </w:tblStylePr>
   </w:style>
-  <w:style w:type="table" w:styleId="956">
+  <w:style w:type="table" w:styleId="958">
     <w:name w:val="Plain Table 5"/>
-    <w:basedOn w:val="1133"/>
+    <w:basedOn w:val="1135"/>
     <w:uiPriority w:val="99"/>
     <w:pPr>
       <w:pBdr/>
@@ -3240,9 +3250,9 @@
       </w:tcPr>
     </w:tblStylePr>
   </w:style>
-  <w:style w:type="table" w:styleId="957">
+  <w:style w:type="table" w:styleId="959">
     <w:name w:val="Grid Table 1 Light"/>
-    <w:basedOn w:val="1133"/>
+    <w:basedOn w:val="1135"/>
     <w:uiPriority w:val="99"/>
     <w:pPr>
       <w:pBdr/>
@@ -3463,9 +3473,9 @@
       </w:tcPr>
     </w:tblStylePr>
   </w:style>
-  <w:style w:type="table" w:styleId="958">
+  <w:style w:type="table" w:styleId="960">
     <w:name w:val="Grid Table 1 Light - Accent 1"/>
-    <w:basedOn w:val="1133"/>
+    <w:basedOn w:val="1135"/>
     <w:uiPriority w:val="99"/>
     <w:pPr>
       <w:pBdr/>
@@ -3686,9 +3696,9 @@
       </w:tcPr>
     </w:tblStylePr>
   </w:style>
-  <w:style w:type="table" w:styleId="959">
+  <w:style w:type="table" w:styleId="961">
     <w:name w:val="Grid Table 1 Light - Accent 2"/>
-    <w:basedOn w:val="1133"/>
+    <w:basedOn w:val="1135"/>
     <w:uiPriority w:val="99"/>
     <w:pPr>
       <w:pBdr/>
@@ -3909,9 +3919,9 @@
       </w:tcPr>
     </w:tblStylePr>
   </w:style>
-  <w:style w:type="table" w:styleId="960">
+  <w:style w:type="table" w:styleId="962">
     <w:name w:val="Grid Table 1 Light - Accent 3"/>
-    <w:basedOn w:val="1133"/>
+    <w:basedOn w:val="1135"/>
     <w:uiPriority w:val="99"/>
     <w:pPr>
       <w:pBdr/>
@@ -4132,9 +4142,9 @@
       </w:tcPr>
     </w:tblStylePr>
   </w:style>
-  <w:style w:type="table" w:styleId="961">
+  <w:style w:type="table" w:styleId="963">
     <w:name w:val="Grid Table 1 Light - Accent 4"/>
-    <w:basedOn w:val="1133"/>
+    <w:basedOn w:val="1135"/>
     <w:uiPriority w:val="99"/>
     <w:pPr>
       <w:pBdr/>
@@ -4355,9 +4365,9 @@
       </w:tcPr>
     </w:tblStylePr>
   </w:style>
-  <w:style w:type="table" w:styleId="962">
+  <w:style w:type="table" w:styleId="964">
     <w:name w:val="Grid Table 1 Light - Accent 5"/>
-    <w:basedOn w:val="1133"/>
+    <w:basedOn w:val="1135"/>
     <w:uiPriority w:val="99"/>
     <w:pPr>
       <w:pBdr/>
@@ -4578,9 +4588,9 @@
       </w:tcPr>
     </w:tblStylePr>
   </w:style>
-  <w:style w:type="table" w:styleId="963">
+  <w:style w:type="table" w:styleId="965">
     <w:name w:val="Grid Table 1 Light - Accent 6"/>
-    <w:basedOn w:val="1133"/>
+    <w:basedOn w:val="1135"/>
     <w:uiPriority w:val="99"/>
     <w:pPr>
       <w:pBdr/>
@@ -4801,9 +4811,9 @@
       </w:tcPr>
     </w:tblStylePr>
   </w:style>
-  <w:style w:type="table" w:styleId="964">
+  <w:style w:type="table" w:styleId="966">
     <w:name w:val="Grid Table 2"/>
-    <w:basedOn w:val="1133"/>
+    <w:basedOn w:val="1135"/>
     <w:uiPriority w:val="99"/>
     <w:pPr>
       <w:pBdr/>
@@ -5033,9 +5043,9 @@
       </w:tcPr>
     </w:tblStylePr>
   </w:style>
-  <w:style w:type="table" w:styleId="965">
+  <w:style w:type="table" w:styleId="967">
     <w:name w:val="Grid Table 2 - Accent 1"/>
-    <w:basedOn w:val="1133"/>
+    <w:basedOn w:val="1135"/>
     <w:uiPriority w:val="99"/>
     <w:pPr>
       <w:pBdr/>
@@ -5265,9 +5275,9 @@
       </w:tcPr>
     </w:tblStylePr>
   </w:style>
-  <w:style w:type="table" w:styleId="966">
+  <w:style w:type="table" w:styleId="968">
     <w:name w:val="Grid Table 2 - Accent 2"/>
-    <w:basedOn w:val="1133"/>
+    <w:basedOn w:val="1135"/>
     <w:uiPriority w:val="99"/>
     <w:pPr>
       <w:pBdr/>
@@ -5497,9 +5507,9 @@
       </w:tcPr>
     </w:tblStylePr>
   </w:style>
-  <w:style w:type="table" w:styleId="967">
+  <w:style w:type="table" w:styleId="969">
     <w:name w:val="Grid Table 2 - Accent 3"/>
-    <w:basedOn w:val="1133"/>
+    <w:basedOn w:val="1135"/>
     <w:uiPriority w:val="99"/>
     <w:pPr>
       <w:pBdr/>
@@ -5729,9 +5739,9 @@
       </w:tcPr>
     </w:tblStylePr>
   </w:style>
-  <w:style w:type="table" w:styleId="968">
+  <w:style w:type="table" w:styleId="970">
     <w:name w:val="Grid Table 2 - Accent 4"/>
-    <w:basedOn w:val="1133"/>
+    <w:basedOn w:val="1135"/>
     <w:uiPriority w:val="99"/>
     <w:pPr>
       <w:pBdr/>
@@ -5961,9 +5971,9 @@
       </w:tcPr>
     </w:tblStylePr>
   </w:style>
-  <w:style w:type="table" w:styleId="969">
+  <w:style w:type="table" w:styleId="971">
     <w:name w:val="Grid Table 2 - Accent 5"/>
-    <w:basedOn w:val="1133"/>
+    <w:basedOn w:val="1135"/>
     <w:uiPriority w:val="99"/>
     <w:pPr>
       <w:pBdr/>
@@ -6193,9 +6203,9 @@
       </w:tcPr>
     </w:tblStylePr>
   </w:style>
-  <w:style w:type="table" w:styleId="970">
+  <w:style w:type="table" w:styleId="972">
     <w:name w:val="Grid Table 2 - Accent 6"/>
-    <w:basedOn w:val="1133"/>
+    <w:basedOn w:val="1135"/>
     <w:uiPriority w:val="99"/>
     <w:pPr>
       <w:pBdr/>
@@ -6425,9 +6435,9 @@
       </w:tcPr>
     </w:tblStylePr>
   </w:style>
-  <w:style w:type="table" w:styleId="971">
+  <w:style w:type="table" w:styleId="973">
     <w:name w:val="Grid Table 3"/>
-    <w:basedOn w:val="1133"/>
+    <w:basedOn w:val="1135"/>
     <w:uiPriority w:val="99"/>
     <w:pPr>
       <w:pBdr/>
@@ -6670,9 +6680,9 @@
       </w:tcPr>
     </w:tblStylePr>
   </w:style>
-  <w:style w:type="table" w:styleId="972">
+  <w:style w:type="table" w:styleId="974">
     <w:name w:val="Grid Table 3 - Accent 1"/>
-    <w:basedOn w:val="1133"/>
+    <w:basedOn w:val="1135"/>
     <w:uiPriority w:val="99"/>
     <w:pPr>
       <w:pBdr/>
@@ -6915,9 +6925,9 @@
       </w:tcPr>
     </w:tblStylePr>
   </w:style>
-  <w:style w:type="table" w:styleId="973">
+  <w:style w:type="table" w:styleId="975">
     <w:name w:val="Grid Table 3 - Accent 2"/>
-    <w:basedOn w:val="1133"/>
+    <w:basedOn w:val="1135"/>
     <w:uiPriority w:val="99"/>
     <w:pPr>
       <w:pBdr/>
@@ -7160,9 +7170,9 @@
       </w:tcPr>
     </w:tblStylePr>
   </w:style>
-  <w:style w:type="table" w:styleId="974">
+  <w:style w:type="table" w:styleId="976">
     <w:name w:val="Grid Table 3 - Accent 3"/>
-    <w:basedOn w:val="1133"/>
+    <w:basedOn w:val="1135"/>
     <w:uiPriority w:val="99"/>
     <w:pPr>
       <w:pBdr/>
@@ -7405,9 +7415,9 @@
       </w:tcPr>
     </w:tblStylePr>
   </w:style>
-  <w:style w:type="table" w:styleId="975">
+  <w:style w:type="table" w:styleId="977">
     <w:name w:val="Grid Table 3 - Accent 4"/>
-    <w:basedOn w:val="1133"/>
+    <w:basedOn w:val="1135"/>
     <w:uiPriority w:val="99"/>
     <w:pPr>
       <w:pBdr/>
@@ -7650,9 +7660,9 @@
       </w:tcPr>
     </w:tblStylePr>
   </w:style>
-  <w:style w:type="table" w:styleId="976">
+  <w:style w:type="table" w:styleId="978">
     <w:name w:val="Grid Table 3 - Accent 5"/>
-    <w:basedOn w:val="1133"/>
+    <w:basedOn w:val="1135"/>
     <w:uiPriority w:val="99"/>
     <w:pPr>
       <w:pBdr/>
@@ -7895,9 +7905,9 @@
       </w:tcPr>
     </w:tblStylePr>
   </w:style>
-  <w:style w:type="table" w:styleId="977">
+  <w:style w:type="table" w:styleId="979">
     <w:name w:val="Grid Table 3 - Accent 6"/>
-    <w:basedOn w:val="1133"/>
+    <w:basedOn w:val="1135"/>
     <w:uiPriority w:val="99"/>
     <w:pPr>
       <w:pBdr/>
@@ -8140,9 +8150,9 @@
       </w:tcPr>
     </w:tblStylePr>
   </w:style>
-  <w:style w:type="table" w:styleId="978">
+  <w:style w:type="table" w:styleId="980">
     <w:name w:val="Grid Table 4"/>
-    <w:basedOn w:val="1133"/>
+    <w:basedOn w:val="1135"/>
     <w:uiPriority w:val="59"/>
     <w:pPr>
       <w:pBdr/>
@@ -8373,9 +8383,9 @@
       </w:tcPr>
     </w:tblStylePr>
   </w:style>
-  <w:style w:type="table" w:styleId="979">
+  <w:style w:type="table" w:styleId="981">
     <w:name w:val="Grid Table 4 - Accent 1"/>
-    <w:basedOn w:val="1133"/>
+    <w:basedOn w:val="1135"/>
     <w:uiPriority w:val="59"/>
     <w:pPr>
       <w:pBdr/>
@@ -8606,9 +8616,9 @@
       </w:tcPr>
     </w:tblStylePr>
   </w:style>
-  <w:style w:type="table" w:styleId="980">
+  <w:style w:type="table" w:styleId="982">
     <w:name w:val="Grid Table 4 - Accent 2"/>
-    <w:basedOn w:val="1133"/>
+    <w:basedOn w:val="1135"/>
     <w:uiPriority w:val="59"/>
     <w:pPr>
       <w:pBdr/>
@@ -8839,9 +8849,9 @@
       </w:tcPr>
     </w:tblStylePr>
   </w:style>
-  <w:style w:type="table" w:styleId="981">
+  <w:style w:type="table" w:styleId="983">
     <w:name w:val="Grid Table 4 - Accent 3"/>
-    <w:basedOn w:val="1133"/>
+    <w:basedOn w:val="1135"/>
     <w:uiPriority w:val="59"/>
     <w:pPr>
       <w:pBdr/>
@@ -9072,9 +9082,9 @@
       </w:tcPr>
     </w:tblStylePr>
   </w:style>
-  <w:style w:type="table" w:styleId="982">
+  <w:style w:type="table" w:styleId="984">
     <w:name w:val="Grid Table 4 - Accent 4"/>
-    <w:basedOn w:val="1133"/>
+    <w:basedOn w:val="1135"/>
     <w:uiPriority w:val="59"/>
     <w:pPr>
       <w:pBdr/>
@@ -9305,9 +9315,9 @@
       </w:tcPr>
     </w:tblStylePr>
   </w:style>
-  <w:style w:type="table" w:styleId="983">
+  <w:style w:type="table" w:styleId="985">
     <w:name w:val="Grid Table 4 - Accent 5"/>
-    <w:basedOn w:val="1133"/>
+    <w:basedOn w:val="1135"/>
     <w:uiPriority w:val="59"/>
     <w:pPr>
       <w:pBdr/>
@@ -9538,9 +9548,9 @@
       </w:tcPr>
     </w:tblStylePr>
   </w:style>
-  <w:style w:type="table" w:styleId="984">
+  <w:style w:type="table" w:styleId="986">
     <w:name w:val="Grid Table 4 - Accent 6"/>
-    <w:basedOn w:val="1133"/>
+    <w:basedOn w:val="1135"/>
     <w:uiPriority w:val="59"/>
     <w:pPr>
       <w:pBdr/>
@@ -9771,9 +9781,9 @@
       </w:tcPr>
     </w:tblStylePr>
   </w:style>
-  <w:style w:type="table" w:styleId="985">
+  <w:style w:type="table" w:styleId="987">
     <w:name w:val="Grid Table 5 Dark"/>
-    <w:basedOn w:val="1133"/>
+    <w:basedOn w:val="1135"/>
     <w:uiPriority w:val="99"/>
     <w:pPr>
       <w:pBdr/>
@@ -9999,9 +10009,9 @@
       </w:tcPr>
     </w:tblStylePr>
   </w:style>
-  <w:style w:type="table" w:styleId="986">
+  <w:style w:type="table" w:styleId="988">
     <w:name w:val="Grid Table 5 Dark- Accent 1"/>
-    <w:basedOn w:val="1133"/>
+    <w:basedOn w:val="1135"/>
     <w:uiPriority w:val="99"/>
     <w:pPr>
       <w:pBdr/>
@@ -10227,9 +10237,9 @@
       </w:tcPr>
     </w:tblStylePr>
   </w:style>
-  <w:style w:type="table" w:styleId="987">
+  <w:style w:type="table" w:styleId="989">
     <w:name w:val="Grid Table 5 Dark - Accent 2"/>
-    <w:basedOn w:val="1133"/>
+    <w:basedOn w:val="1135"/>
     <w:uiPriority w:val="99"/>
     <w:pPr>
       <w:pBdr/>
@@ -10455,9 +10465,9 @@
       </w:tcPr>
     </w:tblStylePr>
   </w:style>
-  <w:style w:type="table" w:styleId="988">
+  <w:style w:type="table" w:styleId="990">
     <w:name w:val="Grid Table 5 Dark - Accent 3"/>
-    <w:basedOn w:val="1133"/>
+    <w:basedOn w:val="1135"/>
     <w:uiPriority w:val="99"/>
     <w:pPr>
       <w:pBdr/>
@@ -10683,9 +10693,9 @@
       </w:tcPr>
     </w:tblStylePr>
   </w:style>
-  <w:style w:type="table" w:styleId="989">
+  <w:style w:type="table" w:styleId="991">
     <w:name w:val="Grid Table 5 Dark- Accent 4"/>
-    <w:basedOn w:val="1133"/>
+    <w:basedOn w:val="1135"/>
     <w:uiPriority w:val="99"/>
     <w:pPr>
       <w:pBdr/>
@@ -10911,9 +10921,9 @@
       </w:tcPr>
     </w:tblStylePr>
   </w:style>
-  <w:style w:type="table" w:styleId="990">
+  <w:style w:type="table" w:styleId="992">
     <w:name w:val="Grid Table 5 Dark - Accent 5"/>
-    <w:basedOn w:val="1133"/>
+    <w:basedOn w:val="1135"/>
     <w:uiPriority w:val="99"/>
     <w:pPr>
       <w:pBdr/>
@@ -11139,9 +11149,9 @@
       </w:tcPr>
     </w:tblStylePr>
   </w:style>
-  <w:style w:type="table" w:styleId="991">
+  <w:style w:type="table" w:styleId="993">
     <w:name w:val="Grid Table 5 Dark - Accent 6"/>
-    <w:basedOn w:val="1133"/>
+    <w:basedOn w:val="1135"/>
     <w:uiPriority w:val="99"/>
     <w:pPr>
       <w:pBdr/>
@@ -11367,9 +11377,9 @@
       </w:tcPr>
     </w:tblStylePr>
   </w:style>
-  <w:style w:type="table" w:styleId="992">
+  <w:style w:type="table" w:styleId="994">
     <w:name w:val="Grid Table 6 Colorful"/>
-    <w:basedOn w:val="1133"/>
+    <w:basedOn w:val="1135"/>
     <w:uiPriority w:val="99"/>
     <w:pPr>
       <w:pBdr/>
@@ -11597,9 +11607,9 @@
       </w:tcPr>
     </w:tblStylePr>
   </w:style>
-  <w:style w:type="table" w:styleId="993">
+  <w:style w:type="table" w:styleId="995">
     <w:name w:val="Grid Table 6 Colorful - Accent 1"/>
-    <w:basedOn w:val="1133"/>
+    <w:basedOn w:val="1135"/>
     <w:uiPriority w:val="99"/>
     <w:pPr>
       <w:pBdr/>
@@ -11827,9 +11837,9 @@
       </w:tcPr>
     </w:tblStylePr>
   </w:style>
-  <w:style w:type="table" w:styleId="994">
+  <w:style w:type="table" w:styleId="996">
     <w:name w:val="Grid Table 6 Colorful - Accent 2"/>
-    <w:basedOn w:val="1133"/>
+    <w:basedOn w:val="1135"/>
     <w:uiPriority w:val="99"/>
     <w:pPr>
       <w:pBdr/>
@@ -12057,9 +12067,9 @@
       </w:tcPr>
     </w:tblStylePr>
   </w:style>
-  <w:style w:type="table" w:styleId="995">
+  <w:style w:type="table" w:styleId="997">
     <w:name w:val="Grid Table 6 Colorful - Accent 3"/>
-    <w:basedOn w:val="1133"/>
+    <w:basedOn w:val="1135"/>
     <w:uiPriority w:val="99"/>
     <w:pPr>
       <w:pBdr/>
@@ -12287,9 +12297,9 @@
       </w:tcPr>
     </w:tblStylePr>
   </w:style>
-  <w:style w:type="table" w:styleId="996">
+  <w:style w:type="table" w:styleId="998">
     <w:name w:val="Grid Table 6 Colorful - Accent 4"/>
-    <w:basedOn w:val="1133"/>
+    <w:basedOn w:val="1135"/>
     <w:uiPriority w:val="99"/>
     <w:pPr>
       <w:pBdr/>
@@ -12517,9 +12527,9 @@
       </w:tcPr>
     </w:tblStylePr>
   </w:style>
-  <w:style w:type="table" w:styleId="997">
+  <w:style w:type="table" w:styleId="999">
     <w:name w:val="Grid Table 6 Colorful - Accent 5"/>
-    <w:basedOn w:val="1133"/>
+    <w:basedOn w:val="1135"/>
     <w:uiPriority w:val="99"/>
     <w:pPr>
       <w:pBdr/>
@@ -12747,9 +12757,9 @@
       </w:tcPr>
     </w:tblStylePr>
   </w:style>
-  <w:style w:type="table" w:styleId="998">
+  <w:style w:type="table" w:styleId="1000">
     <w:name w:val="Grid Table 6 Colorful - Accent 6"/>
-    <w:basedOn w:val="1133"/>
+    <w:basedOn w:val="1135"/>
     <w:uiPriority w:val="99"/>
     <w:pPr>
       <w:pBdr/>
@@ -12977,9 +12987,9 @@
       </w:tcPr>
     </w:tblStylePr>
   </w:style>
-  <w:style w:type="table" w:styleId="999">
+  <w:style w:type="table" w:styleId="1001">
     <w:name w:val="Grid Table 7 Colorful"/>
-    <w:basedOn w:val="1133"/>
+    <w:basedOn w:val="1135"/>
     <w:uiPriority w:val="99"/>
     <w:pPr>
       <w:pBdr/>
@@ -13231,9 +13241,9 @@
       </w:tcPr>
     </w:tblStylePr>
   </w:style>
-  <w:style w:type="table" w:styleId="1000">
+  <w:style w:type="table" w:styleId="1002">
     <w:name w:val="Grid Table 7 Colorful - Accent 1"/>
-    <w:basedOn w:val="1133"/>
+    <w:basedOn w:val="1135"/>
     <w:uiPriority w:val="99"/>
     <w:pPr>
       <w:pBdr/>
@@ -13485,9 +13495,9 @@
       </w:tcPr>
     </w:tblStylePr>
   </w:style>
-  <w:style w:type="table" w:styleId="1001">
+  <w:style w:type="table" w:styleId="1003">
     <w:name w:val="Grid Table 7 Colorful - Accent 2"/>
-    <w:basedOn w:val="1133"/>
+    <w:basedOn w:val="1135"/>
     <w:uiPriority w:val="99"/>
     <w:pPr>
       <w:pBdr/>
@@ -13739,9 +13749,9 @@
       </w:tcPr>
     </w:tblStylePr>
   </w:style>
-  <w:style w:type="table" w:styleId="1002">
+  <w:style w:type="table" w:styleId="1004">
     <w:name w:val="Grid Table 7 Colorful - Accent 3"/>
-    <w:basedOn w:val="1133"/>
+    <w:basedOn w:val="1135"/>
     <w:uiPriority w:val="99"/>
     <w:pPr>
       <w:pBdr/>
@@ -13993,9 +14003,9 @@
       </w:tcPr>
     </w:tblStylePr>
   </w:style>
-  <w:style w:type="table" w:styleId="1003">
+  <w:style w:type="table" w:styleId="1005">
     <w:name w:val="Grid Table 7 Colorful - Accent 4"/>
-    <w:basedOn w:val="1133"/>
+    <w:basedOn w:val="1135"/>
     <w:uiPriority w:val="99"/>
     <w:pPr>
       <w:pBdr/>
@@ -14247,9 +14257,9 @@
       </w:tcPr>
     </w:tblStylePr>
   </w:style>
-  <w:style w:type="table" w:styleId="1004">
+  <w:style w:type="table" w:styleId="1006">
     <w:name w:val="Grid Table 7 Colorful - Accent 5"/>
-    <w:basedOn w:val="1133"/>
+    <w:basedOn w:val="1135"/>
     <w:uiPriority w:val="99"/>
     <w:pPr>
       <w:pBdr/>
@@ -14501,9 +14511,9 @@
       </w:tcPr>
     </w:tblStylePr>
   </w:style>
-  <w:style w:type="table" w:styleId="1005">
+  <w:style w:type="table" w:styleId="1007">
     <w:name w:val="Grid Table 7 Colorful - Accent 6"/>
-    <w:basedOn w:val="1133"/>
+    <w:basedOn w:val="1135"/>
     <w:uiPriority w:val="99"/>
     <w:pPr>
       <w:pBdr/>
@@ -14755,9 +14765,9 @@
       </w:tcPr>
     </w:tblStylePr>
   </w:style>
-  <w:style w:type="table" w:styleId="1006">
+  <w:style w:type="table" w:styleId="1008">
     <w:name w:val="List Table 1 Light"/>
-    <w:basedOn w:val="1133"/>
+    <w:basedOn w:val="1135"/>
     <w:uiPriority w:val="99"/>
     <w:pPr>
       <w:pBdr/>
@@ -14971,9 +14981,9 @@
       </w:tcPr>
     </w:tblStylePr>
   </w:style>
-  <w:style w:type="table" w:styleId="1007">
+  <w:style w:type="table" w:styleId="1009">
     <w:name w:val="List Table 1 Light - Accent 1"/>
-    <w:basedOn w:val="1133"/>
+    <w:basedOn w:val="1135"/>
     <w:uiPriority w:val="99"/>
     <w:pPr>
       <w:pBdr/>
@@ -15187,9 +15197,9 @@
       </w:tcPr>
     </w:tblStylePr>
   </w:style>
-  <w:style w:type="table" w:styleId="1008">
+  <w:style w:type="table" w:styleId="1010">
     <w:name w:val="List Table 1 Light - Accent 2"/>
-    <w:basedOn w:val="1133"/>
+    <w:basedOn w:val="1135"/>
     <w:uiPriority w:val="99"/>
     <w:pPr>
       <w:pBdr/>
@@ -15403,9 +15413,9 @@
       </w:tcPr>
     </w:tblStylePr>
   </w:style>
-  <w:style w:type="table" w:styleId="1009">
+  <w:style w:type="table" w:styleId="1011">
     <w:name w:val="List Table 1 Light - Accent 3"/>
-    <w:basedOn w:val="1133"/>
+    <w:basedOn w:val="1135"/>
     <w:uiPriority w:val="99"/>
     <w:pPr>
       <w:pBdr/>
@@ -15619,9 +15629,9 @@
       </w:tcPr>
     </w:tblStylePr>
   </w:style>
-  <w:style w:type="table" w:styleId="1010">
+  <w:style w:type="table" w:styleId="1012">
     <w:name w:val="List Table 1 Light - Accent 4"/>
-    <w:basedOn w:val="1133"/>
+    <w:basedOn w:val="1135"/>
     <w:uiPriority w:val="99"/>
     <w:pPr>
       <w:pBdr/>
@@ -15835,9 +15845,9 @@
       </w:tcPr>
     </w:tblStylePr>
   </w:style>
-  <w:style w:type="table" w:styleId="1011">
+  <w:style w:type="table" w:styleId="1013">
     <w:name w:val="List Table 1 Light - Accent 5"/>
-    <w:basedOn w:val="1133"/>
+    <w:basedOn w:val="1135"/>
     <w:uiPriority w:val="99"/>
     <w:pPr>
       <w:pBdr/>
@@ -16051,9 +16061,9 @@
       </w:tcPr>
     </w:tblStylePr>
   </w:style>
-  <w:style w:type="table" w:styleId="1012">
+  <w:style w:type="table" w:styleId="1014">
     <w:name w:val="List Table 1 Light - Accent 6"/>
-    <w:basedOn w:val="1133"/>
+    <w:basedOn w:val="1135"/>
     <w:uiPriority w:val="99"/>
     <w:pPr>
       <w:pBdr/>
@@ -16267,9 +16277,9 @@
       </w:tcPr>
     </w:tblStylePr>
   </w:style>
-  <w:style w:type="table" w:styleId="1013">
+  <w:style w:type="table" w:styleId="1015">
     <w:name w:val="List Table 2"/>
-    <w:basedOn w:val="1133"/>
+    <w:basedOn w:val="1135"/>
     <w:uiPriority w:val="99"/>
     <w:pPr>
       <w:pBdr/>
@@ -16505,9 +16515,9 @@
       </w:tcPr>
     </w:tblStylePr>
   </w:style>
-  <w:style w:type="table" w:styleId="1014">
+  <w:style w:type="table" w:styleId="1016">
     <w:name w:val="List Table 2 - Accent 1"/>
-    <w:basedOn w:val="1133"/>
+    <w:basedOn w:val="1135"/>
     <w:uiPriority w:val="99"/>
     <w:pPr>
       <w:pBdr/>
@@ -16743,9 +16753,9 @@
       </w:tcPr>
     </w:tblStylePr>
   </w:style>
-  <w:style w:type="table" w:styleId="1015">
+  <w:style w:type="table" w:styleId="1017">
     <w:name w:val="List Table 2 - Accent 2"/>
-    <w:basedOn w:val="1133"/>
+    <w:basedOn w:val="1135"/>
     <w:uiPriority w:val="99"/>
     <w:pPr>
       <w:pBdr/>
@@ -16981,9 +16991,9 @@
       </w:tcPr>
     </w:tblStylePr>
   </w:style>
-  <w:style w:type="table" w:styleId="1016">
+  <w:style w:type="table" w:styleId="1018">
     <w:name w:val="List Table 2 - Accent 3"/>
-    <w:basedOn w:val="1133"/>
+    <w:basedOn w:val="1135"/>
     <w:uiPriority w:val="99"/>
     <w:pPr>
       <w:pBdr/>
@@ -17219,9 +17229,9 @@
       </w:tcPr>
     </w:tblStylePr>
   </w:style>
-  <w:style w:type="table" w:styleId="1017">
+  <w:style w:type="table" w:styleId="1019">
     <w:name w:val="List Table 2 - Accent 4"/>
-    <w:basedOn w:val="1133"/>
+    <w:basedOn w:val="1135"/>
     <w:uiPriority w:val="99"/>
     <w:pPr>
       <w:pBdr/>
@@ -17457,9 +17467,9 @@
       </w:tcPr>
     </w:tblStylePr>
   </w:style>
-  <w:style w:type="table" w:styleId="1018">
+  <w:style w:type="table" w:styleId="1020">
     <w:name w:val="List Table 2 - Accent 5"/>
-    <w:basedOn w:val="1133"/>
+    <w:basedOn w:val="1135"/>
     <w:uiPriority w:val="99"/>
     <w:pPr>
       <w:pBdr/>
@@ -17695,9 +17705,9 @@
       </w:tcPr>
     </w:tblStylePr>
   </w:style>
-  <w:style w:type="table" w:styleId="1019">
+  <w:style w:type="table" w:styleId="1021">
     <w:name w:val="List Table 2 - Accent 6"/>
-    <w:basedOn w:val="1133"/>
+    <w:basedOn w:val="1135"/>
     <w:uiPriority w:val="99"/>
     <w:pPr>
       <w:pBdr/>
@@ -17933,9 +17943,9 @@
       </w:tcPr>
     </w:tblStylePr>
   </w:style>
-  <w:style w:type="table" w:styleId="1020">
+  <w:style w:type="table" w:styleId="1022">
     <w:name w:val="List Table 3"/>
-    <w:basedOn w:val="1133"/>
+    <w:basedOn w:val="1135"/>
     <w:uiPriority w:val="99"/>
     <w:pPr>
       <w:pBdr/>
@@ -18161,9 +18171,9 @@
       </w:tcPr>
     </w:tblStylePr>
   </w:style>
-  <w:style w:type="table" w:styleId="1021">
+  <w:style w:type="table" w:styleId="1023">
     <w:name w:val="List Table 3 - Accent 1"/>
-    <w:basedOn w:val="1133"/>
+    <w:basedOn w:val="1135"/>
     <w:uiPriority w:val="99"/>
     <w:pPr>
       <w:pBdr/>
@@ -18389,9 +18399,9 @@
       </w:tcPr>
     </w:tblStylePr>
   </w:style>
-  <w:style w:type="table" w:styleId="1022">
+  <w:style w:type="table" w:styleId="1024">
     <w:name w:val="List Table 3 - Accent 2"/>
-    <w:basedOn w:val="1133"/>
+    <w:basedOn w:val="1135"/>
     <w:uiPriority w:val="99"/>
     <w:pPr>
       <w:pBdr/>
@@ -18617,9 +18627,9 @@
       </w:tcPr>
     </w:tblStylePr>
   </w:style>
-  <w:style w:type="table" w:styleId="1023">
+  <w:style w:type="table" w:styleId="1025">
     <w:name w:val="List Table 3 - Accent 3"/>
-    <w:basedOn w:val="1133"/>
+    <w:basedOn w:val="1135"/>
     <w:uiPriority w:val="99"/>
     <w:pPr>
       <w:pBdr/>
@@ -18845,9 +18855,9 @@
       </w:tcPr>
     </w:tblStylePr>
   </w:style>
-  <w:style w:type="table" w:styleId="1024">
+  <w:style w:type="table" w:styleId="1026">
     <w:name w:val="List Table 3 - Accent 4"/>
-    <w:basedOn w:val="1133"/>
+    <w:basedOn w:val="1135"/>
     <w:uiPriority w:val="99"/>
     <w:pPr>
       <w:pBdr/>
@@ -19073,9 +19083,9 @@
       </w:tcPr>
     </w:tblStylePr>
   </w:style>
-  <w:style w:type="table" w:styleId="1025">
+  <w:style w:type="table" w:styleId="1027">
     <w:name w:val="List Table 3 - Accent 5"/>
-    <w:basedOn w:val="1133"/>
+    <w:basedOn w:val="1135"/>
     <w:uiPriority w:val="99"/>
     <w:pPr>
       <w:pBdr/>
@@ -19301,9 +19311,9 @@
       </w:tcPr>
     </w:tblStylePr>
   </w:style>
-  <w:style w:type="table" w:styleId="1026">
+  <w:style w:type="table" w:styleId="1028">
     <w:name w:val="List Table 3 - Accent 6"/>
-    <w:basedOn w:val="1133"/>
+    <w:basedOn w:val="1135"/>
     <w:uiPriority w:val="99"/>
     <w:pPr>
       <w:pBdr/>
@@ -19529,9 +19539,9 @@
       </w:tcPr>
     </w:tblStylePr>
   </w:style>
-  <w:style w:type="table" w:styleId="1027">
+  <w:style w:type="table" w:styleId="1029">
     <w:name w:val="List Table 4"/>
-    <w:basedOn w:val="1133"/>
+    <w:basedOn w:val="1135"/>
     <w:uiPriority w:val="99"/>
     <w:pPr>
       <w:pBdr/>
@@ -19754,9 +19764,9 @@
       </w:tcPr>
     </w:tblStylePr>
   </w:style>
-  <w:style w:type="table" w:styleId="1028">
+  <w:style w:type="table" w:styleId="1030">
     <w:name w:val="List Table 4 - Accent 1"/>
-    <w:basedOn w:val="1133"/>
+    <w:basedOn w:val="1135"/>
     <w:uiPriority w:val="99"/>
     <w:pPr>
       <w:pBdr/>
@@ -19979,9 +19989,9 @@
       </w:tcPr>
     </w:tblStylePr>
   </w:style>
-  <w:style w:type="table" w:styleId="1029">
+  <w:style w:type="table" w:styleId="1031">
     <w:name w:val="List Table 4 - Accent 2"/>
-    <w:basedOn w:val="1133"/>
+    <w:basedOn w:val="1135"/>
     <w:uiPriority w:val="99"/>
     <w:pPr>
       <w:pBdr/>
@@ -20204,9 +20214,9 @@
       </w:tcPr>
     </w:tblStylePr>
   </w:style>
-  <w:style w:type="table" w:styleId="1030">
+  <w:style w:type="table" w:styleId="1032">
     <w:name w:val="List Table 4 - Accent 3"/>
-    <w:basedOn w:val="1133"/>
+    <w:basedOn w:val="1135"/>
     <w:uiPriority w:val="99"/>
     <w:pPr>
       <w:pBdr/>
@@ -20429,9 +20439,9 @@
       </w:tcPr>
     </w:tblStylePr>
   </w:style>
-  <w:style w:type="table" w:styleId="1031">
+  <w:style w:type="table" w:styleId="1033">
     <w:name w:val="List Table 4 - Accent 4"/>
-    <w:basedOn w:val="1133"/>
+    <w:basedOn w:val="1135"/>
     <w:uiPriority w:val="99"/>
     <w:pPr>
       <w:pBdr/>
@@ -20654,9 +20664,9 @@
       </w:tcPr>
     </w:tblStylePr>
   </w:style>
-  <w:style w:type="table" w:styleId="1032">
+  <w:style w:type="table" w:styleId="1034">
     <w:name w:val="List Table 4 - Accent 5"/>
-    <w:basedOn w:val="1133"/>
+    <w:basedOn w:val="1135"/>
     <w:uiPriority w:val="99"/>
     <w:pPr>
       <w:pBdr/>
@@ -20879,9 +20889,9 @@
       </w:tcPr>
     </w:tblStylePr>
   </w:style>
-  <w:style w:type="table" w:styleId="1033">
+  <w:style w:type="table" w:styleId="1035">
     <w:name w:val="List Table 4 - Accent 6"/>
-    <w:basedOn w:val="1133"/>
+    <w:basedOn w:val="1135"/>
     <w:uiPriority w:val="99"/>
     <w:pPr>
       <w:pBdr/>
@@ -21104,9 +21114,9 @@
       </w:tcPr>
     </w:tblStylePr>
   </w:style>
-  <w:style w:type="table" w:styleId="1034">
+  <w:style w:type="table" w:styleId="1036">
     <w:name w:val="List Table 5 Dark"/>
-    <w:basedOn w:val="1133"/>
+    <w:basedOn w:val="1135"/>
     <w:uiPriority w:val="99"/>
     <w:pPr>
       <w:pBdr/>
@@ -21346,9 +21356,9 @@
       </w:tcPr>
     </w:tblStylePr>
   </w:style>
-  <w:style w:type="table" w:styleId="1035">
+  <w:style w:type="table" w:styleId="1037">
     <w:name w:val="List Table 5 Dark - Accent 1"/>
-    <w:basedOn w:val="1133"/>
+    <w:basedOn w:val="1135"/>
     <w:uiPriority w:val="99"/>
     <w:pPr>
       <w:pBdr/>
@@ -21588,9 +21598,9 @@
       </w:tcPr>
     </w:tblStylePr>
   </w:style>
-  <w:style w:type="table" w:styleId="1036">
+  <w:style w:type="table" w:styleId="1038">
     <w:name w:val="List Table 5 Dark - Accent 2"/>
-    <w:basedOn w:val="1133"/>
+    <w:basedOn w:val="1135"/>
     <w:uiPriority w:val="99"/>
     <w:pPr>
       <w:pBdr/>
@@ -21830,9 +21840,9 @@
       </w:tcPr>
     </w:tblStylePr>
   </w:style>
-  <w:style w:type="table" w:styleId="1037">
+  <w:style w:type="table" w:styleId="1039">
     <w:name w:val="List Table 5 Dark - Accent 3"/>
-    <w:basedOn w:val="1133"/>
+    <w:basedOn w:val="1135"/>
     <w:uiPriority w:val="99"/>
     <w:pPr>
       <w:pBdr/>
@@ -22072,9 +22082,9 @@
       </w:tcPr>
     </w:tblStylePr>
   </w:style>
-  <w:style w:type="table" w:styleId="1038">
+  <w:style w:type="table" w:styleId="1040">
     <w:name w:val="List Table 5 Dark - Accent 4"/>
-    <w:basedOn w:val="1133"/>
+    <w:basedOn w:val="1135"/>
     <w:uiPriority w:val="99"/>
     <w:pPr>
       <w:pBdr/>
@@ -22314,9 +22324,9 @@
       </w:tcPr>
     </w:tblStylePr>
   </w:style>
-  <w:style w:type="table" w:styleId="1039">
+  <w:style w:type="table" w:styleId="1041">
     <w:name w:val="List Table 5 Dark - Accent 5"/>
-    <w:basedOn w:val="1133"/>
+    <w:basedOn w:val="1135"/>
     <w:uiPriority w:val="99"/>
     <w:pPr>
       <w:pBdr/>
@@ -22556,9 +22566,9 @@
       </w:tcPr>
     </w:tblStylePr>
   </w:style>
-  <w:style w:type="table" w:styleId="1040">
+  <w:style w:type="table" w:styleId="1042">
     <w:name w:val="List Table 5 Dark - Accent 6"/>
-    <w:basedOn w:val="1133"/>
+    <w:basedOn w:val="1135"/>
     <w:uiPriority w:val="99"/>
     <w:pPr>
       <w:pBdr/>
@@ -22798,9 +22808,9 @@
       </w:tcPr>
     </w:tblStylePr>
   </w:style>
-  <w:style w:type="table" w:styleId="1041">
+  <w:style w:type="table" w:styleId="1043">
     <w:name w:val="List Table 6 Colorful"/>
-    <w:basedOn w:val="1133"/>
+    <w:basedOn w:val="1135"/>
     <w:uiPriority w:val="99"/>
     <w:pPr>
       <w:pBdr/>
@@ -23021,9 +23031,9 @@
       </w:tcPr>
     </w:tblStylePr>
   </w:style>
-  <w:style w:type="table" w:styleId="1042">
+  <w:style w:type="table" w:styleId="1044">
     <w:name w:val="List Table 6 Colorful - Accent 1"/>
-    <w:basedOn w:val="1133"/>
+    <w:basedOn w:val="1135"/>
     <w:uiPriority w:val="99"/>
     <w:pPr>
       <w:pBdr/>
@@ -23244,9 +23254,9 @@
       </w:tcPr>
     </w:tblStylePr>
   </w:style>
-  <w:style w:type="table" w:styleId="1043">
+  <w:style w:type="table" w:styleId="1045">
     <w:name w:val="List Table 6 Colorful - Accent 2"/>
-    <w:basedOn w:val="1133"/>
+    <w:basedOn w:val="1135"/>
     <w:uiPriority w:val="99"/>
     <w:pPr>
       <w:pBdr/>
@@ -23467,9 +23477,9 @@
       </w:tcPr>
     </w:tblStylePr>
   </w:style>
-  <w:style w:type="table" w:styleId="1044">
+  <w:style w:type="table" w:styleId="1046">
     <w:name w:val="List Table 6 Colorful - Accent 3"/>
-    <w:basedOn w:val="1133"/>
+    <w:basedOn w:val="1135"/>
     <w:uiPriority w:val="99"/>
     <w:pPr>
       <w:pBdr/>
@@ -23690,9 +23700,9 @@
       </w:tcPr>
     </w:tblStylePr>
   </w:style>
-  <w:style w:type="table" w:styleId="1045">
+  <w:style w:type="table" w:styleId="1047">
     <w:name w:val="List Table 6 Colorful - Accent 4"/>
-    <w:basedOn w:val="1133"/>
+    <w:basedOn w:val="1135"/>
     <w:uiPriority w:val="99"/>
     <w:pPr>
       <w:pBdr/>
@@ -23913,9 +23923,9 @@
       </w:tcPr>
     </w:tblStylePr>
   </w:style>
-  <w:style w:type="table" w:styleId="1046">
+  <w:style w:type="table" w:styleId="1048">
     <w:name w:val="List Table 6 Colorful - Accent 5"/>
-    <w:basedOn w:val="1133"/>
+    <w:basedOn w:val="1135"/>
     <w:uiPriority w:val="99"/>
     <w:pPr>
       <w:pBdr/>
@@ -24136,9 +24146,9 @@
       </w:tcPr>
     </w:tblStylePr>
   </w:style>
-  <w:style w:type="table" w:styleId="1047">
+  <w:style w:type="table" w:styleId="1049">
     <w:name w:val="List Table 6 Colorful - Accent 6"/>
-    <w:basedOn w:val="1133"/>
+    <w:basedOn w:val="1135"/>
     <w:uiPriority w:val="99"/>
     <w:pPr>
       <w:pBdr/>
@@ -24359,9 +24369,9 @@
       </w:tcPr>
     </w:tblStylePr>
   </w:style>
-  <w:style w:type="table" w:styleId="1048">
+  <w:style w:type="table" w:styleId="1050">
     <w:name w:val="List Table 7 Colorful"/>
-    <w:basedOn w:val="1133"/>
+    <w:basedOn w:val="1135"/>
     <w:uiPriority w:val="99"/>
     <w:pPr>
       <w:pBdr/>
@@ -24615,9 +24625,9 @@
       </w:tcPr>
     </w:tblStylePr>
   </w:style>
-  <w:style w:type="table" w:styleId="1049">
+  <w:style w:type="table" w:styleId="1051">
     <w:name w:val="List Table 7 Colorful - Accent 1"/>
-    <w:basedOn w:val="1133"/>
+    <w:basedOn w:val="1135"/>
     <w:uiPriority w:val="99"/>
     <w:pPr>
       <w:pBdr/>
@@ -24871,9 +24881,9 @@
       </w:tcPr>
     </w:tblStylePr>
   </w:style>
-  <w:style w:type="table" w:styleId="1050">
+  <w:style w:type="table" w:styleId="1052">
     <w:name w:val="List Table 7 Colorful - Accent 2"/>
-    <w:basedOn w:val="1133"/>
+    <w:basedOn w:val="1135"/>
     <w:uiPriority w:val="99"/>
     <w:pPr>
       <w:pBdr/>
@@ -25127,9 +25137,9 @@
       </w:tcPr>
     </w:tblStylePr>
   </w:style>
-  <w:style w:type="table" w:styleId="1051">
+  <w:style w:type="table" w:styleId="1053">
     <w:name w:val="List Table 7 Colorful - Accent 3"/>
-    <w:basedOn w:val="1133"/>
+    <w:basedOn w:val="1135"/>
     <w:uiPriority w:val="99"/>
     <w:pPr>
       <w:pBdr/>
@@ -25383,9 +25393,9 @@
       </w:tcPr>
     </w:tblStylePr>
   </w:style>
-  <w:style w:type="table" w:styleId="1052">
+  <w:style w:type="table" w:styleId="1054">
     <w:name w:val="List Table 7 Colorful - Accent 4"/>
-    <w:basedOn w:val="1133"/>
+    <w:basedOn w:val="1135"/>
     <w:uiPriority w:val="99"/>
     <w:pPr>
       <w:pBdr/>
@@ -25639,9 +25649,9 @@
       </w:tcPr>
     </w:tblStylePr>
   </w:style>
-  <w:style w:type="table" w:styleId="1053">
+  <w:style w:type="table" w:styleId="1055">
     <w:name w:val="List Table 7 Colorful - Accent 5"/>
-    <w:basedOn w:val="1133"/>
+    <w:basedOn w:val="1135"/>
     <w:uiPriority w:val="99"/>
     <w:pPr>
       <w:pBdr/>
@@ -25895,9 +25905,9 @@
       </w:tcPr>
     </w:tblStylePr>
   </w:style>
-  <w:style w:type="table" w:styleId="1054">
+  <w:style w:type="table" w:styleId="1056">
     <w:name w:val="List Table 7 Colorful - Accent 6"/>
-    <w:basedOn w:val="1133"/>
+    <w:basedOn w:val="1135"/>
     <w:uiPriority w:val="99"/>
     <w:pPr>
       <w:pBdr/>
@@ -26151,9 +26161,9 @@
       </w:tcPr>
     </w:tblStylePr>
   </w:style>
-  <w:style w:type="table" w:styleId="1055">
+  <w:style w:type="table" w:styleId="1057">
     <w:name w:val="Lined - Accent"/>
-    <w:basedOn w:val="1133"/>
+    <w:basedOn w:val="1135"/>
     <w:uiPriority w:val="99"/>
     <w:pPr>
       <w:pBdr/>
@@ -26388,9 +26398,9 @@
       </w:tcPr>
     </w:tblStylePr>
   </w:style>
-  <w:style w:type="table" w:styleId="1056">
+  <w:style w:type="table" w:styleId="1058">
     <w:name w:val="Lined - Accent 1"/>
-    <w:basedOn w:val="1133"/>
+    <w:basedOn w:val="1135"/>
     <w:uiPriority w:val="99"/>
     <w:pPr>
       <w:pBdr/>
@@ -26625,9 +26635,9 @@
       </w:tcPr>
     </w:tblStylePr>
   </w:style>
-  <w:style w:type="table" w:styleId="1057">
+  <w:style w:type="table" w:styleId="1059">
     <w:name w:val="Lined - Accent 2"/>
-    <w:basedOn w:val="1133"/>
+    <w:basedOn w:val="1135"/>
     <w:uiPriority w:val="99"/>
     <w:pPr>
       <w:pBdr/>
@@ -26862,9 +26872,9 @@
       </w:tcPr>
     </w:tblStylePr>
   </w:style>
-  <w:style w:type="table" w:styleId="1058">
+  <w:style w:type="table" w:styleId="1060">
     <w:name w:val="Lined - Accent 3"/>
-    <w:basedOn w:val="1133"/>
+    <w:basedOn w:val="1135"/>
     <w:uiPriority w:val="99"/>
     <w:pPr>
       <w:pBdr/>
@@ -27099,9 +27109,9 @@
       </w:tcPr>
     </w:tblStylePr>
   </w:style>
-  <w:style w:type="table" w:styleId="1059">
+  <w:style w:type="table" w:styleId="1061">
     <w:name w:val="Lined - Accent 4"/>
-    <w:basedOn w:val="1133"/>
+    <w:basedOn w:val="1135"/>
     <w:uiPriority w:val="99"/>
     <w:pPr>
       <w:pBdr/>
@@ -27336,9 +27346,9 @@
       </w:tcPr>
     </w:tblStylePr>
   </w:style>
-  <w:style w:type="table" w:styleId="1060">
+  <w:style w:type="table" w:styleId="1062">
     <w:name w:val="Lined - Accent 5"/>
-    <w:basedOn w:val="1133"/>
+    <w:basedOn w:val="1135"/>
     <w:uiPriority w:val="99"/>
     <w:pPr>
       <w:pBdr/>
@@ -27573,9 +27583,9 @@
       </w:tcPr>
     </w:tblStylePr>
   </w:style>
-  <w:style w:type="table" w:styleId="1061">
+  <w:style w:type="table" w:styleId="1063">
     <w:name w:val="Lined - Accent 6"/>
-    <w:basedOn w:val="1133"/>
+    <w:basedOn w:val="1135"/>
     <w:uiPriority w:val="99"/>
     <w:pPr>
       <w:pBdr/>
@@ -27810,9 +27820,9 @@
       </w:tcPr>
     </w:tblStylePr>
   </w:style>
-  <w:style w:type="table" w:styleId="1062">
+  <w:style w:type="table" w:styleId="1064">
     <w:name w:val="Bordered &amp; Lined - Accent"/>
-    <w:basedOn w:val="1133"/>
+    <w:basedOn w:val="1135"/>
     <w:uiPriority w:val="99"/>
     <w:pPr>
       <w:pBdr/>
@@ -28054,9 +28064,9 @@
       </w:tcPr>
     </w:tblStylePr>
   </w:style>
-  <w:style w:type="table" w:styleId="1063">
+  <w:style w:type="table" w:styleId="1065">
     <w:name w:val="Bordered &amp; Lined - Accent 1"/>
-    <w:basedOn w:val="1133"/>
+    <w:basedOn w:val="1135"/>
     <w:uiPriority w:val="99"/>
     <w:pPr>
       <w:pBdr/>
@@ -28298,9 +28308,9 @@
       </w:tcPr>
     </w:tblStylePr>
   </w:style>
-  <w:style w:type="table" w:styleId="1064">
+  <w:style w:type="table" w:styleId="1066">
     <w:name w:val="Bordered &amp; Lined - Accent 2"/>
-    <w:basedOn w:val="1133"/>
+    <w:basedOn w:val="1135"/>
     <w:uiPriority w:val="99"/>
     <w:pPr>
       <w:pBdr/>
@@ -28542,9 +28552,9 @@
       </w:tcPr>
     </w:tblStylePr>
   </w:style>
-  <w:style w:type="table" w:styleId="1065">
+  <w:style w:type="table" w:styleId="1067">
     <w:name w:val="Bordered &amp; Lined - Accent 3"/>
-    <w:basedOn w:val="1133"/>
+    <w:basedOn w:val="1135"/>
     <w:uiPriority w:val="99"/>
     <w:pPr>
       <w:pBdr/>
@@ -28786,9 +28796,9 @@
       </w:tcPr>
     </w:tblStylePr>
   </w:style>
-  <w:style w:type="table" w:styleId="1066">
+  <w:style w:type="table" w:styleId="1068">
     <w:name w:val="Bordered &amp; Lined - Accent 4"/>
-    <w:basedOn w:val="1133"/>
+    <w:basedOn w:val="1135"/>
     <w:uiPriority w:val="99"/>
     <w:pPr>
       <w:pBdr/>
@@ -29030,9 +29040,9 @@
       </w:tcPr>
     </w:tblStylePr>
   </w:style>
-  <w:style w:type="table" w:styleId="1067">
+  <w:style w:type="table" w:styleId="1069">
     <w:name w:val="Bordered &amp; Lined - Accent 5"/>
-    <w:basedOn w:val="1133"/>
+    <w:basedOn w:val="1135"/>
     <w:uiPriority w:val="99"/>
     <w:pPr>
       <w:pBdr/>
@@ -29274,9 +29284,9 @@
       </w:tcPr>
     </w:tblStylePr>
   </w:style>
-  <w:style w:type="table" w:styleId="1068">
+  <w:style w:type="table" w:styleId="1070">
     <w:name w:val="Bordered &amp; Lined - Accent 6"/>
-    <w:basedOn w:val="1133"/>
+    <w:basedOn w:val="1135"/>
     <w:uiPriority w:val="99"/>
     <w:pPr>
       <w:pBdr/>
@@ -29518,9 +29528,9 @@
       </w:tcPr>
     </w:tblStylePr>
   </w:style>
-  <w:style w:type="table" w:styleId="1069">
+  <w:style w:type="table" w:styleId="1071">
     <w:name w:val="Bordered"/>
-    <w:basedOn w:val="1133"/>
+    <w:basedOn w:val="1135"/>
     <w:uiPriority w:val="99"/>
     <w:pPr>
       <w:pBdr/>
@@ -29749,9 +29759,9 @@
       </w:tcPr>
     </w:tblStylePr>
   </w:style>
-  <w:style w:type="table" w:styleId="1070">
+  <w:style w:type="table" w:styleId="1072">
     <w:name w:val="Bordered - Accent 1"/>
-    <w:basedOn w:val="1133"/>
+    <w:basedOn w:val="1135"/>
     <w:uiPriority w:val="99"/>
     <w:pPr>
       <w:pBdr/>
@@ -29980,9 +29990,9 @@
       </w:tcPr>
     </w:tblStylePr>
   </w:style>
-  <w:style w:type="table" w:styleId="1071">
+  <w:style w:type="table" w:styleId="1073">
     <w:name w:val="Bordered - Accent 2"/>
-    <w:basedOn w:val="1133"/>
+    <w:basedOn w:val="1135"/>
     <w:uiPriority w:val="99"/>
     <w:pPr>
       <w:pBdr/>
@@ -30211,9 +30221,9 @@
       </w:tcPr>
     </w:tblStylePr>
   </w:style>
-  <w:style w:type="table" w:styleId="1072">
+  <w:style w:type="table" w:styleId="1074">
     <w:name w:val="Bordered - Accent 3"/>
-    <w:basedOn w:val="1133"/>
+    <w:basedOn w:val="1135"/>
     <w:uiPriority w:val="99"/>
     <w:pPr>
       <w:pBdr/>
@@ -30442,9 +30452,9 @@
       </w:tcPr>
     </w:tblStylePr>
   </w:style>
-  <w:style w:type="table" w:styleId="1073">
+  <w:style w:type="table" w:styleId="1075">
     <w:name w:val="Bordered - Accent 4"/>
-    <w:basedOn w:val="1133"/>
+    <w:basedOn w:val="1135"/>
     <w:uiPriority w:val="99"/>
     <w:pPr>
       <w:pBdr/>
@@ -30673,9 +30683,9 @@
       </w:tcPr>
     </w:tblStylePr>
   </w:style>
-  <w:style w:type="table" w:styleId="1074">
+  <w:style w:type="table" w:styleId="1076">
     <w:name w:val="Bordered - Accent 5"/>
-    <w:basedOn w:val="1133"/>
+    <w:basedOn w:val="1135"/>
     <w:uiPriority w:val="99"/>
     <w:pPr>
       <w:pBdr/>
@@ -30904,9 +30914,9 @@
       </w:tcPr>
     </w:tblStylePr>
   </w:style>
-  <w:style w:type="table" w:styleId="1075">
+  <w:style w:type="table" w:styleId="1077">
     <w:name w:val="Bordered - Accent 6"/>
-    <w:basedOn w:val="1133"/>
+    <w:basedOn w:val="1135"/>
     <w:uiPriority w:val="99"/>
     <w:pPr>
       <w:pBdr/>
@@ -31135,11 +31145,11 @@
       </w:tcPr>
     </w:tblStylePr>
   </w:style>
-  <w:style w:type="paragraph" w:styleId="1076">
+  <w:style w:type="paragraph" w:styleId="1078">
     <w:name w:val="Heading 1"/>
-    <w:basedOn w:val="1128"/>
-    <w:next w:val="1128"/>
-    <w:link w:val="1082"/>
+    <w:basedOn w:val="1130"/>
+    <w:next w:val="1130"/>
+    <w:link w:val="1084"/>
     <w:uiPriority w:val="9"/>
     <w:qFormat/>
     <w:pPr>
@@ -31157,11 +31167,11 @@
       <w:szCs w:val="40"/>
     </w:rPr>
   </w:style>
-  <w:style w:type="paragraph" w:styleId="1077">
+  <w:style w:type="paragraph" w:styleId="1079">
     <w:name w:val="Heading 3"/>
-    <w:basedOn w:val="1128"/>
-    <w:next w:val="1128"/>
-    <w:link w:val="1084"/>
+    <w:basedOn w:val="1130"/>
+    <w:next w:val="1130"/>
+    <w:link w:val="1086"/>
     <w:uiPriority w:val="9"/>
     <w:unhideWhenUsed/>
     <w:qFormat/>
@@ -31180,11 +31190,11 @@
       <w:szCs w:val="28"/>
     </w:rPr>
   </w:style>
-  <w:style w:type="paragraph" w:styleId="1078">
+  <w:style w:type="paragraph" w:styleId="1080">
     <w:name w:val="Heading 6"/>
-    <w:basedOn w:val="1128"/>
-    <w:next w:val="1128"/>
-    <w:link w:val="1087"/>
+    <w:basedOn w:val="1130"/>
+    <w:next w:val="1130"/>
+    <w:link w:val="1089"/>
     <w:uiPriority w:val="9"/>
     <w:unhideWhenUsed/>
     <w:qFormat/>
@@ -31203,11 +31213,11 @@
       <w:color w:val="595959" w:themeColor="text1" w:themeTint="A6"/>
     </w:rPr>
   </w:style>
-  <w:style w:type="paragraph" w:styleId="1079">
+  <w:style w:type="paragraph" w:styleId="1081">
     <w:name w:val="Heading 7"/>
-    <w:basedOn w:val="1128"/>
-    <w:next w:val="1128"/>
-    <w:link w:val="1088"/>
+    <w:basedOn w:val="1130"/>
+    <w:next w:val="1130"/>
+    <w:link w:val="1090"/>
     <w:uiPriority w:val="9"/>
     <w:unhideWhenUsed/>
     <w:qFormat/>
@@ -31224,11 +31234,11 @@
       <w:color w:val="595959" w:themeColor="text1" w:themeTint="A6"/>
     </w:rPr>
   </w:style>
-  <w:style w:type="paragraph" w:styleId="1080">
+  <w:style w:type="paragraph" w:styleId="1082">
     <w:name w:val="Heading 8"/>
-    <w:basedOn w:val="1128"/>
-    <w:next w:val="1128"/>
-    <w:link w:val="1089"/>
+    <w:basedOn w:val="1130"/>
+    <w:next w:val="1130"/>
+    <w:link w:val="1091"/>
     <w:uiPriority w:val="9"/>
     <w:unhideWhenUsed/>
     <w:qFormat/>
@@ -31247,11 +31257,11 @@
       <w:color w:val="272727" w:themeColor="text1" w:themeTint="D8"/>
     </w:rPr>
   </w:style>
-  <w:style w:type="paragraph" w:styleId="1081">
+  <w:style w:type="paragraph" w:styleId="1083">
     <w:name w:val="Heading 9"/>
-    <w:basedOn w:val="1128"/>
-    <w:next w:val="1128"/>
-    <w:link w:val="1090"/>
+    <w:basedOn w:val="1130"/>
+    <w:next w:val="1130"/>
+    <w:link w:val="1092"/>
     <w:uiPriority w:val="9"/>
     <w:unhideWhenUsed/>
     <w:qFormat/>
@@ -31270,10 +31280,10 @@
       <w:color w:val="272727" w:themeColor="text1" w:themeTint="D8"/>
     </w:rPr>
   </w:style>
-  <w:style w:type="character" w:styleId="1082">
+  <w:style w:type="character" w:styleId="1084">
     <w:name w:val="Heading 1 Char"/>
-    <w:basedOn w:val="1132"/>
-    <w:link w:val="1076"/>
+    <w:basedOn w:val="1134"/>
+    <w:link w:val="1078"/>
     <w:uiPriority w:val="9"/>
     <w:pPr>
       <w:pBdr/>
@@ -31287,10 +31297,10 @@
       <w:szCs w:val="40"/>
     </w:rPr>
   </w:style>
-  <w:style w:type="character" w:styleId="1083">
+  <w:style w:type="character" w:styleId="1085">
     <w:name w:val="Heading 2 Char"/>
-    <w:basedOn w:val="1132"/>
-    <w:link w:val="1129"/>
+    <w:basedOn w:val="1134"/>
+    <w:link w:val="1131"/>
     <w:uiPriority w:val="9"/>
     <w:pPr>
       <w:pBdr/>
@@ -31304,10 +31314,10 @@
       <w:szCs w:val="32"/>
     </w:rPr>
   </w:style>
-  <w:style w:type="character" w:styleId="1084">
+  <w:style w:type="character" w:styleId="1086">
     <w:name w:val="Heading 3 Char"/>
-    <w:basedOn w:val="1132"/>
-    <w:link w:val="1077"/>
+    <w:basedOn w:val="1134"/>
+    <w:link w:val="1079"/>
     <w:uiPriority w:val="9"/>
     <w:pPr>
       <w:pBdr/>
@@ -31321,10 +31331,10 @@
       <w:szCs w:val="28"/>
     </w:rPr>
   </w:style>
-  <w:style w:type="character" w:styleId="1085">
+  <w:style w:type="character" w:styleId="1087">
     <w:name w:val="Heading 4 Char"/>
-    <w:basedOn w:val="1132"/>
-    <w:link w:val="1130"/>
+    <w:basedOn w:val="1134"/>
+    <w:link w:val="1132"/>
     <w:uiPriority w:val="9"/>
     <w:pPr>
       <w:pBdr/>
@@ -31338,10 +31348,10 @@
       <w:color w:val="0f4761" w:themeColor="accent1" w:themeShade="BF"/>
     </w:rPr>
   </w:style>
-  <w:style w:type="character" w:styleId="1086">
+  <w:style w:type="character" w:styleId="1088">
     <w:name w:val="Heading 5 Char"/>
-    <w:basedOn w:val="1132"/>
-    <w:link w:val="1131"/>
+    <w:basedOn w:val="1134"/>
+    <w:link w:val="1133"/>
     <w:uiPriority w:val="9"/>
     <w:pPr>
       <w:pBdr/>
@@ -31353,10 +31363,10 @@
       <w:color w:val="0f4761" w:themeColor="accent1" w:themeShade="BF"/>
     </w:rPr>
   </w:style>
-  <w:style w:type="character" w:styleId="1087">
+  <w:style w:type="character" w:styleId="1089">
     <w:name w:val="Heading 6 Char"/>
-    <w:basedOn w:val="1132"/>
-    <w:link w:val="1078"/>
+    <w:basedOn w:val="1134"/>
+    <w:link w:val="1080"/>
     <w:uiPriority w:val="9"/>
     <w:pPr>
       <w:pBdr/>
@@ -31370,10 +31380,10 @@
       <w:color w:val="595959" w:themeColor="text1" w:themeTint="A6"/>
     </w:rPr>
   </w:style>
-  <w:style w:type="character" w:styleId="1088">
+  <w:style w:type="character" w:styleId="1090">
     <w:name w:val="Heading 7 Char"/>
-    <w:basedOn w:val="1132"/>
-    <w:link w:val="1079"/>
+    <w:basedOn w:val="1134"/>
+    <w:link w:val="1081"/>
     <w:uiPriority w:val="9"/>
     <w:pPr>
       <w:pBdr/>
@@ -31385,10 +31395,10 @@
       <w:color w:val="595959" w:themeColor="text1" w:themeTint="A6"/>
     </w:rPr>
   </w:style>
-  <w:style w:type="character" w:styleId="1089">
+  <w:style w:type="character" w:styleId="1091">
     <w:name w:val="Heading 8 Char"/>
-    <w:basedOn w:val="1132"/>
-    <w:link w:val="1080"/>
+    <w:basedOn w:val="1134"/>
+    <w:link w:val="1082"/>
     <w:uiPriority w:val="9"/>
     <w:pPr>
       <w:pBdr/>
@@ -31402,10 +31412,10 @@
       <w:color w:val="272727" w:themeColor="text1" w:themeTint="D8"/>
     </w:rPr>
   </w:style>
-  <w:style w:type="character" w:styleId="1090">
+  <w:style w:type="character" w:styleId="1092">
     <w:name w:val="Heading 9 Char"/>
-    <w:basedOn w:val="1132"/>
-    <w:link w:val="1081"/>
+    <w:basedOn w:val="1134"/>
+    <w:link w:val="1083"/>
     <w:uiPriority w:val="9"/>
     <w:pPr>
       <w:pBdr/>
@@ -31419,11 +31429,11 @@
       <w:color w:val="272727" w:themeColor="text1" w:themeTint="D8"/>
     </w:rPr>
   </w:style>
-  <w:style w:type="paragraph" w:styleId="1091">
+  <w:style w:type="paragraph" w:styleId="1093">
     <w:name w:val="Title"/>
-    <w:basedOn w:val="1128"/>
-    <w:next w:val="1128"/>
-    <w:link w:val="1092"/>
+    <w:basedOn w:val="1130"/>
+    <w:next w:val="1130"/>
+    <w:link w:val="1094"/>
     <w:uiPriority w:val="10"/>
     <w:qFormat/>
     <w:pPr>
@@ -31439,10 +31449,10 @@
       <w:szCs w:val="56"/>
     </w:rPr>
   </w:style>
-  <w:style w:type="character" w:styleId="1092">
+  <w:style w:type="character" w:styleId="1094">
     <w:name w:val="Title Char"/>
-    <w:basedOn w:val="1132"/>
-    <w:link w:val="1091"/>
+    <w:basedOn w:val="1134"/>
+    <w:link w:val="1093"/>
     <w:uiPriority w:val="10"/>
     <w:pPr>
       <w:pBdr/>
@@ -31456,10 +31466,10 @@
       <w:szCs w:val="56"/>
     </w:rPr>
   </w:style>
-  <w:style w:type="character" w:styleId="1093">
+  <w:style w:type="character" w:styleId="1095">
     <w:name w:val="Subtitle Char"/>
-    <w:basedOn w:val="1132"/>
-    <w:link w:val="1138"/>
+    <w:basedOn w:val="1134"/>
+    <w:link w:val="1140"/>
     <w:uiPriority w:val="11"/>
     <w:pPr>
       <w:pBdr/>
@@ -31473,11 +31483,11 @@
       <w:szCs w:val="28"/>
     </w:rPr>
   </w:style>
-  <w:style w:type="paragraph" w:styleId="1094">
+  <w:style w:type="paragraph" w:styleId="1096">
     <w:name w:val="Quote"/>
-    <w:basedOn w:val="1128"/>
-    <w:next w:val="1128"/>
-    <w:link w:val="1095"/>
+    <w:basedOn w:val="1130"/>
+    <w:next w:val="1130"/>
+    <w:link w:val="1097"/>
     <w:uiPriority w:val="29"/>
     <w:qFormat/>
     <w:pPr>
@@ -31492,10 +31502,10 @@
       <w:color w:val="404040" w:themeColor="text1" w:themeTint="BF"/>
     </w:rPr>
   </w:style>
-  <w:style w:type="character" w:styleId="1095">
+  <w:style w:type="character" w:styleId="1097">
     <w:name w:val="Quote Char"/>
-    <w:basedOn w:val="1132"/>
-    <w:link w:val="1094"/>
+    <w:basedOn w:val="1134"/>
+    <w:link w:val="1096"/>
     <w:uiPriority w:val="29"/>
     <w:pPr>
       <w:pBdr/>
@@ -31508,9 +31518,9 @@
       <w:color w:val="404040" w:themeColor="text1" w:themeTint="BF"/>
     </w:rPr>
   </w:style>
-  <w:style w:type="character" w:styleId="1096">
+  <w:style w:type="character" w:styleId="1098">
     <w:name w:val="Intense Emphasis"/>
-    <w:basedOn w:val="1132"/>
+    <w:basedOn w:val="1134"/>
     <w:uiPriority w:val="21"/>
     <w:qFormat/>
     <w:pPr>
@@ -31524,11 +31534,11 @@
       <w:color w:val="0f4761" w:themeColor="accent1" w:themeShade="BF"/>
     </w:rPr>
   </w:style>
-  <w:style w:type="paragraph" w:styleId="1097">
+  <w:style w:type="paragraph" w:styleId="1099">
     <w:name w:val="Intense Quote"/>
-    <w:basedOn w:val="1128"/>
-    <w:next w:val="1128"/>
-    <w:link w:val="1098"/>
+    <w:basedOn w:val="1130"/>
+    <w:next w:val="1130"/>
+    <w:link w:val="1100"/>
     <w:uiPriority w:val="30"/>
     <w:qFormat/>
     <w:pPr>
@@ -31546,10 +31556,10 @@
       <w:color w:val="0f4761" w:themeColor="accent1" w:themeShade="BF"/>
     </w:rPr>
   </w:style>
-  <w:style w:type="character" w:styleId="1098">
+  <w:style w:type="character" w:styleId="1100">
     <w:name w:val="Intense Quote Char"/>
-    <w:basedOn w:val="1132"/>
-    <w:link w:val="1097"/>
+    <w:basedOn w:val="1134"/>
+    <w:link w:val="1099"/>
     <w:uiPriority w:val="30"/>
     <w:pPr>
       <w:pBdr/>
@@ -31562,9 +31572,9 @@
       <w:color w:val="0f4761" w:themeColor="accent1" w:themeShade="BF"/>
     </w:rPr>
   </w:style>
-  <w:style w:type="character" w:styleId="1099">
+  <w:style w:type="character" w:styleId="1101">
     <w:name w:val="Intense Reference"/>
-    <w:basedOn w:val="1132"/>
+    <w:basedOn w:val="1134"/>
     <w:uiPriority w:val="32"/>
     <w:qFormat/>
     <w:pPr>
@@ -31580,9 +31590,9 @@
       <w:spacing w:val="5"/>
     </w:rPr>
   </w:style>
-  <w:style w:type="paragraph" w:styleId="1100">
+  <w:style w:type="paragraph" w:styleId="1102">
     <w:name w:val="No Spacing"/>
-    <w:basedOn w:val="1128"/>
+    <w:basedOn w:val="1130"/>
     <w:uiPriority w:val="1"/>
     <w:qFormat/>
     <w:pPr>
@@ -31591,9 +31601,9 @@
       <w:ind/>
     </w:pPr>
   </w:style>
-  <w:style w:type="character" w:styleId="1101">
+  <w:style w:type="character" w:styleId="1103">
     <w:name w:val="Subtle Emphasis"/>
-    <w:basedOn w:val="1132"/>
+    <w:basedOn w:val="1134"/>
     <w:uiPriority w:val="19"/>
     <w:qFormat/>
     <w:pPr>
@@ -31607,9 +31617,9 @@
       <w:color w:val="404040" w:themeColor="text1" w:themeTint="BF"/>
     </w:rPr>
   </w:style>
-  <w:style w:type="character" w:styleId="1102">
+  <w:style w:type="character" w:styleId="1104">
     <w:name w:val="Emphasis"/>
-    <w:basedOn w:val="1132"/>
+    <w:basedOn w:val="1134"/>
     <w:uiPriority w:val="20"/>
     <w:qFormat/>
     <w:pPr>
@@ -31622,9 +31632,9 @@
       <w:iCs/>
     </w:rPr>
   </w:style>
-  <w:style w:type="character" w:styleId="1103">
+  <w:style w:type="character" w:styleId="1105">
     <w:name w:val="Strong"/>
-    <w:basedOn w:val="1132"/>
+    <w:basedOn w:val="1134"/>
     <w:uiPriority w:val="22"/>
     <w:qFormat/>
     <w:pPr>
@@ -31637,9 +31647,9 @@
       <w:bCs/>
     </w:rPr>
   </w:style>
-  <w:style w:type="character" w:styleId="1104">
+  <w:style w:type="character" w:styleId="1106">
     <w:name w:val="Subtle Reference"/>
-    <w:basedOn w:val="1132"/>
+    <w:basedOn w:val="1134"/>
     <w:uiPriority w:val="31"/>
     <w:qFormat/>
     <w:pPr>
@@ -31652,9 +31662,9 @@
       <w:color w:val="5a5a5a" w:themeColor="text1" w:themeTint="A5"/>
     </w:rPr>
   </w:style>
-  <w:style w:type="character" w:styleId="1105">
+  <w:style w:type="character" w:styleId="1107">
     <w:name w:val="Book Title"/>
-    <w:basedOn w:val="1132"/>
+    <w:basedOn w:val="1134"/>
     <w:uiPriority w:val="33"/>
     <w:qFormat/>
     <w:pPr>
@@ -31670,10 +31680,10 @@
       <w:spacing w:val="5"/>
     </w:rPr>
   </w:style>
-  <w:style w:type="character" w:styleId="1106">
+  <w:style w:type="character" w:styleId="1108">
     <w:name w:val="Header Char"/>
-    <w:basedOn w:val="1132"/>
-    <w:link w:val="1136"/>
+    <w:basedOn w:val="1134"/>
+    <w:link w:val="1138"/>
     <w:uiPriority w:val="99"/>
     <w:pPr>
       <w:pBdr/>
@@ -31681,10 +31691,10 @@
       <w:ind/>
     </w:pPr>
   </w:style>
-  <w:style w:type="character" w:styleId="1107">
+  <w:style w:type="character" w:styleId="1109">
     <w:name w:val="Footer Char"/>
-    <w:basedOn w:val="1132"/>
-    <w:link w:val="1137"/>
+    <w:basedOn w:val="1134"/>
+    <w:link w:val="1139"/>
     <w:uiPriority w:val="99"/>
     <w:pPr>
       <w:pBdr/>
@@ -31692,10 +31702,10 @@
       <w:ind/>
     </w:pPr>
   </w:style>
-  <w:style w:type="paragraph" w:styleId="1108">
+  <w:style w:type="paragraph" w:styleId="1110">
     <w:name w:val="Caption"/>
-    <w:basedOn w:val="1128"/>
-    <w:next w:val="1128"/>
+    <w:basedOn w:val="1130"/>
+    <w:next w:val="1130"/>
     <w:uiPriority w:val="35"/>
     <w:unhideWhenUsed/>
     <w:qFormat/>
@@ -31712,10 +31722,10 @@
       <w:szCs w:val="18"/>
     </w:rPr>
   </w:style>
-  <w:style w:type="paragraph" w:styleId="1109">
+  <w:style w:type="paragraph" w:styleId="1111">
     <w:name w:val="footnote text"/>
-    <w:basedOn w:val="1128"/>
-    <w:link w:val="1110"/>
+    <w:basedOn w:val="1130"/>
+    <w:link w:val="1112"/>
     <w:uiPriority w:val="99"/>
     <w:semiHidden/>
     <w:unhideWhenUsed/>
@@ -31729,10 +31739,10 @@
       <w:szCs w:val="20"/>
     </w:rPr>
   </w:style>
-  <w:style w:type="character" w:styleId="1110">
+  <w:style w:type="character" w:styleId="1112">
     <w:name w:val="Footnote Text Char"/>
-    <w:basedOn w:val="1132"/>
-    <w:link w:val="1109"/>
+    <w:basedOn w:val="1134"/>
+    <w:link w:val="1111"/>
     <w:uiPriority w:val="99"/>
     <w:semiHidden/>
     <w:pPr>
@@ -31745,9 +31755,9 @@
       <w:szCs w:val="20"/>
     </w:rPr>
   </w:style>
-  <w:style w:type="character" w:styleId="1111">
+  <w:style w:type="character" w:styleId="1113">
     <w:name w:val="footnote reference"/>
-    <w:basedOn w:val="1132"/>
+    <w:basedOn w:val="1134"/>
     <w:uiPriority w:val="99"/>
     <w:semiHidden/>
     <w:unhideWhenUsed/>
@@ -31760,10 +31770,10 @@
       <w:vertAlign w:val="superscript"/>
     </w:rPr>
   </w:style>
-  <w:style w:type="paragraph" w:styleId="1112">
+  <w:style w:type="paragraph" w:styleId="1114">
     <w:name w:val="endnote text"/>
-    <w:basedOn w:val="1128"/>
-    <w:link w:val="1113"/>
+    <w:basedOn w:val="1130"/>
+    <w:link w:val="1115"/>
     <w:uiPriority w:val="99"/>
     <w:semiHidden/>
     <w:unhideWhenUsed/>
@@ -31777,10 +31787,10 @@
       <w:szCs w:val="20"/>
     </w:rPr>
   </w:style>
-  <w:style w:type="character" w:styleId="1113">
+  <w:style w:type="character" w:styleId="1115">
     <w:name w:val="Endnote Text Char"/>
-    <w:basedOn w:val="1132"/>
-    <w:link w:val="1112"/>
+    <w:basedOn w:val="1134"/>
+    <w:link w:val="1114"/>
     <w:uiPriority w:val="99"/>
     <w:semiHidden/>
     <w:pPr>
@@ -31793,9 +31803,9 @@
       <w:szCs w:val="20"/>
     </w:rPr>
   </w:style>
-  <w:style w:type="character" w:styleId="1114">
+  <w:style w:type="character" w:styleId="1116">
     <w:name w:val="endnote reference"/>
-    <w:basedOn w:val="1132"/>
+    <w:basedOn w:val="1134"/>
     <w:uiPriority w:val="99"/>
     <w:semiHidden/>
     <w:unhideWhenUsed/>
@@ -31808,9 +31818,9 @@
       <w:vertAlign w:val="superscript"/>
     </w:rPr>
   </w:style>
-  <w:style w:type="character" w:styleId="1115">
+  <w:style w:type="character" w:styleId="1117">
     <w:name w:val="Hyperlink"/>
-    <w:basedOn w:val="1132"/>
+    <w:basedOn w:val="1134"/>
     <w:uiPriority w:val="99"/>
     <w:unhideWhenUsed/>
     <w:pPr>
@@ -31823,9 +31833,9 @@
       <w:u w:val="single"/>
     </w:rPr>
   </w:style>
-  <w:style w:type="character" w:styleId="1116">
+  <w:style w:type="character" w:styleId="1118">
     <w:name w:val="FollowedHyperlink"/>
-    <w:basedOn w:val="1132"/>
+    <w:basedOn w:val="1134"/>
     <w:uiPriority w:val="99"/>
     <w:semiHidden/>
     <w:unhideWhenUsed/>
@@ -31839,10 +31849,10 @@
       <w:u w:val="single"/>
     </w:rPr>
   </w:style>
-  <w:style w:type="paragraph" w:styleId="1117">
+  <w:style w:type="paragraph" w:styleId="1119">
     <w:name w:val="toc 1"/>
-    <w:basedOn w:val="1128"/>
-    <w:next w:val="1128"/>
+    <w:basedOn w:val="1130"/>
+    <w:next w:val="1130"/>
     <w:uiPriority w:val="39"/>
     <w:unhideWhenUsed/>
     <w:pPr>
@@ -31851,10 +31861,10 @@
       <w:ind/>
     </w:pPr>
   </w:style>
-  <w:style w:type="paragraph" w:styleId="1118">
+  <w:style w:type="paragraph" w:styleId="1120">
     <w:name w:val="toc 2"/>
-    <w:basedOn w:val="1128"/>
-    <w:next w:val="1128"/>
+    <w:basedOn w:val="1130"/>
+    <w:next w:val="1130"/>
     <w:uiPriority w:val="39"/>
     <w:unhideWhenUsed/>
     <w:pPr>
@@ -31863,10 +31873,10 @@
       <w:ind w:left="220"/>
     </w:pPr>
   </w:style>
-  <w:style w:type="paragraph" w:styleId="1119">
+  <w:style w:type="paragraph" w:styleId="1121">
     <w:name w:val="toc 3"/>
-    <w:basedOn w:val="1128"/>
-    <w:next w:val="1128"/>
+    <w:basedOn w:val="1130"/>
+    <w:next w:val="1130"/>
     <w:uiPriority w:val="39"/>
     <w:unhideWhenUsed/>
     <w:pPr>
@@ -31875,10 +31885,10 @@
       <w:ind w:left="440"/>
     </w:pPr>
   </w:style>
-  <w:style w:type="paragraph" w:styleId="1120">
+  <w:style w:type="paragraph" w:styleId="1122">
     <w:name w:val="toc 4"/>
-    <w:basedOn w:val="1128"/>
-    <w:next w:val="1128"/>
+    <w:basedOn w:val="1130"/>
+    <w:next w:val="1130"/>
     <w:uiPriority w:val="39"/>
     <w:unhideWhenUsed/>
     <w:pPr>
@@ -31887,10 +31897,10 @@
       <w:ind w:left="660"/>
     </w:pPr>
   </w:style>
-  <w:style w:type="paragraph" w:styleId="1121">
+  <w:style w:type="paragraph" w:styleId="1123">
     <w:name w:val="toc 5"/>
-    <w:basedOn w:val="1128"/>
-    <w:next w:val="1128"/>
+    <w:basedOn w:val="1130"/>
+    <w:next w:val="1130"/>
     <w:uiPriority w:val="39"/>
     <w:unhideWhenUsed/>
     <w:pPr>
@@ -31899,10 +31909,10 @@
       <w:ind w:left="880"/>
     </w:pPr>
   </w:style>
-  <w:style w:type="paragraph" w:styleId="1122">
+  <w:style w:type="paragraph" w:styleId="1124">
     <w:name w:val="toc 6"/>
-    <w:basedOn w:val="1128"/>
-    <w:next w:val="1128"/>
+    <w:basedOn w:val="1130"/>
+    <w:next w:val="1130"/>
     <w:uiPriority w:val="39"/>
     <w:unhideWhenUsed/>
     <w:pPr>
@@ -31911,10 +31921,10 @@
       <w:ind w:left="1100"/>
     </w:pPr>
   </w:style>
-  <w:style w:type="paragraph" w:styleId="1123">
+  <w:style w:type="paragraph" w:styleId="1125">
     <w:name w:val="toc 7"/>
-    <w:basedOn w:val="1128"/>
-    <w:next w:val="1128"/>
+    <w:basedOn w:val="1130"/>
+    <w:next w:val="1130"/>
     <w:uiPriority w:val="39"/>
     <w:unhideWhenUsed/>
     <w:pPr>
@@ -31923,10 +31933,10 @@
       <w:ind w:left="1320"/>
     </w:pPr>
   </w:style>
-  <w:style w:type="paragraph" w:styleId="1124">
+  <w:style w:type="paragraph" w:styleId="1126">
     <w:name w:val="toc 8"/>
-    <w:basedOn w:val="1128"/>
-    <w:next w:val="1128"/>
+    <w:basedOn w:val="1130"/>
+    <w:next w:val="1130"/>
     <w:uiPriority w:val="39"/>
     <w:unhideWhenUsed/>
     <w:pPr>
@@ -31935,10 +31945,10 @@
       <w:ind w:left="1540"/>
     </w:pPr>
   </w:style>
-  <w:style w:type="paragraph" w:styleId="1125">
+  <w:style w:type="paragraph" w:styleId="1127">
     <w:name w:val="toc 9"/>
-    <w:basedOn w:val="1128"/>
-    <w:next w:val="1128"/>
+    <w:basedOn w:val="1130"/>
+    <w:next w:val="1130"/>
     <w:uiPriority w:val="39"/>
     <w:unhideWhenUsed/>
     <w:pPr>
@@ -31947,7 +31957,7 @@
       <w:ind w:left="1760"/>
     </w:pPr>
   </w:style>
-  <w:style w:type="paragraph" w:styleId="1126">
+  <w:style w:type="paragraph" w:styleId="1128">
     <w:name w:val="TOC Heading"/>
     <w:uiPriority w:val="39"/>
     <w:unhideWhenUsed/>
@@ -31957,10 +31967,10 @@
       <w:ind/>
     </w:pPr>
   </w:style>
-  <w:style w:type="paragraph" w:styleId="1127">
+  <w:style w:type="paragraph" w:styleId="1129">
     <w:name w:val="table of figures"/>
-    <w:basedOn w:val="1128"/>
-    <w:next w:val="1128"/>
+    <w:basedOn w:val="1130"/>
+    <w:next w:val="1130"/>
     <w:uiPriority w:val="99"/>
     <w:unhideWhenUsed/>
     <w:pPr>
@@ -31969,7 +31979,7 @@
       <w:ind/>
     </w:pPr>
   </w:style>
-  <w:style w:type="paragraph" w:styleId="1128" w:default="1">
+  <w:style w:type="paragraph" w:styleId="1130" w:default="1">
     <w:name w:val="Normal"/>
     <w:qFormat/>
     <w:pPr>
@@ -31982,10 +31992,10 @@
       <w:szCs w:val="24"/>
     </w:rPr>
   </w:style>
-  <w:style w:type="paragraph" w:styleId="1129">
+  <w:style w:type="paragraph" w:styleId="1131">
     <w:name w:val="Heading 2"/>
-    <w:basedOn w:val="1128"/>
-    <w:next w:val="1128"/>
+    <w:basedOn w:val="1130"/>
+    <w:next w:val="1130"/>
     <w:qFormat/>
     <w:pPr>
       <w:keepNext w:val="true"/>
@@ -32004,10 +32014,10 @@
       <w:szCs w:val="28"/>
     </w:rPr>
   </w:style>
-  <w:style w:type="paragraph" w:styleId="1130">
+  <w:style w:type="paragraph" w:styleId="1132">
     <w:name w:val="Heading 4"/>
-    <w:basedOn w:val="1128"/>
-    <w:next w:val="1128"/>
+    <w:basedOn w:val="1130"/>
+    <w:next w:val="1130"/>
     <w:qFormat/>
     <w:pPr>
       <w:keepNext w:val="true"/>
@@ -32023,10 +32033,10 @@
       <w:sz w:val="28"/>
     </w:rPr>
   </w:style>
-  <w:style w:type="paragraph" w:styleId="1131">
+  <w:style w:type="paragraph" w:styleId="1133">
     <w:name w:val="Heading 5"/>
-    <w:basedOn w:val="1128"/>
-    <w:next w:val="1128"/>
+    <w:basedOn w:val="1130"/>
+    <w:next w:val="1130"/>
     <w:qFormat/>
     <w:pPr>
       <w:pBdr/>
@@ -32043,7 +32053,7 @@
       <w:szCs w:val="26"/>
     </w:rPr>
   </w:style>
-  <w:style w:type="character" w:styleId="1132" w:default="1">
+  <w:style w:type="character" w:styleId="1134" w:default="1">
     <w:name w:val="Default Paragraph Font"/>
     <w:uiPriority w:val="1"/>
     <w:semiHidden/>
@@ -32054,7 +32064,7 @@
       <w:ind/>
     </w:pPr>
   </w:style>
-  <w:style w:type="table" w:styleId="1133" w:default="1">
+  <w:style w:type="table" w:styleId="1135" w:default="1">
     <w:name w:val="Normal Table"/>
     <w:uiPriority w:val="99"/>
     <w:semiHidden/>
@@ -32247,7 +32257,7 @@
       </w:tcPr>
     </w:tblStylePr>
   </w:style>
-  <w:style w:type="numbering" w:styleId="1134" w:default="1">
+  <w:style w:type="numbering" w:styleId="1136" w:default="1">
     <w:name w:val="No List"/>
     <w:uiPriority w:val="99"/>
     <w:semiHidden/>
@@ -32258,9 +32268,9 @@
       <w:ind/>
     </w:pPr>
   </w:style>
-  <w:style w:type="paragraph" w:styleId="1135" w:customStyle="1">
+  <w:style w:type="paragraph" w:styleId="1137" w:customStyle="1">
     <w:name w:val="Название"/>
-    <w:basedOn w:val="1128"/>
+    <w:basedOn w:val="1130"/>
     <w:qFormat/>
     <w:pPr>
       <w:pBdr/>
@@ -32274,9 +32284,9 @@
       <w:u w:val="single"/>
     </w:rPr>
   </w:style>
-  <w:style w:type="paragraph" w:styleId="1136">
+  <w:style w:type="paragraph" w:styleId="1138">
     <w:name w:val="Header"/>
-    <w:basedOn w:val="1128"/>
+    <w:basedOn w:val="1130"/>
     <w:pPr>
       <w:pBdr/>
       <w:tabs>
@@ -32292,9 +32302,9 @@
       <w:lang w:val="en-US"/>
     </w:rPr>
   </w:style>
-  <w:style w:type="paragraph" w:styleId="1137">
+  <w:style w:type="paragraph" w:styleId="1139">
     <w:name w:val="Footer"/>
-    <w:basedOn w:val="1128"/>
+    <w:basedOn w:val="1130"/>
     <w:pPr>
       <w:pBdr/>
       <w:tabs>
@@ -32310,9 +32320,9 @@
       <w:lang w:val="en-US"/>
     </w:rPr>
   </w:style>
-  <w:style w:type="paragraph" w:styleId="1138">
+  <w:style w:type="paragraph" w:styleId="1140">
     <w:name w:val="Subtitle"/>
-    <w:basedOn w:val="1128"/>
+    <w:basedOn w:val="1130"/>
     <w:qFormat/>
     <w:pPr>
       <w:pBdr/>
@@ -32328,18 +32338,18 @@
       <w:sz w:val="22"/>
     </w:rPr>
   </w:style>
-  <w:style w:type="character" w:styleId="1139">
+  <w:style w:type="character" w:styleId="1141">
     <w:name w:val="page number"/>
-    <w:basedOn w:val="1132"/>
+    <w:basedOn w:val="1134"/>
     <w:pPr>
       <w:pBdr/>
       <w:spacing/>
       <w:ind/>
     </w:pPr>
   </w:style>
-  <w:style w:type="paragraph" w:styleId="1140">
+  <w:style w:type="paragraph" w:styleId="1142">
     <w:name w:val="Body Text Indent"/>
-    <w:basedOn w:val="1128"/>
+    <w:basedOn w:val="1130"/>
     <w:pPr>
       <w:pBdr/>
       <w:spacing/>
@@ -32351,7 +32361,7 @@
       <w:szCs w:val="20"/>
     </w:rPr>
   </w:style>
-  <w:style w:type="paragraph" w:styleId="1141" w:customStyle="1">
+  <w:style w:type="paragraph" w:styleId="1143" w:customStyle="1">
     <w:name w:val="Обычный1"/>
     <w:pPr>
       <w:pBdr/>
@@ -32362,9 +32372,9 @@
       <w:sz w:val="24"/>
     </w:rPr>
   </w:style>
-  <w:style w:type="table" w:styleId="1142">
+  <w:style w:type="table" w:styleId="1144">
     <w:name w:val="Table Grid"/>
-    <w:basedOn w:val="1133"/>
+    <w:basedOn w:val="1135"/>
     <w:pPr>
       <w:pBdr/>
       <w:spacing/>
@@ -32553,9 +32563,9 @@
       </w:tcPr>
     </w:tblStylePr>
   </w:style>
-  <w:style w:type="paragraph" w:styleId="1143">
+  <w:style w:type="paragraph" w:styleId="1145">
     <w:name w:val="List Paragraph"/>
-    <w:basedOn w:val="1128"/>
+    <w:basedOn w:val="1130"/>
     <w:uiPriority w:val="34"/>
     <w:qFormat/>
     <w:pPr>
@@ -32564,10 +32574,10 @@
       <w:ind w:left="708"/>
     </w:pPr>
   </w:style>
-  <w:style w:type="paragraph" w:styleId="1144">
+  <w:style w:type="paragraph" w:styleId="1146">
     <w:name w:val="Balloon Text"/>
-    <w:basedOn w:val="1128"/>
-    <w:link w:val="1145"/>
+    <w:basedOn w:val="1130"/>
+    <w:link w:val="1147"/>
     <w:uiPriority w:val="99"/>
     <w:semiHidden/>
     <w:unhideWhenUsed/>
@@ -32582,9 +32592,9 @@
       <w:szCs w:val="18"/>
     </w:rPr>
   </w:style>
-  <w:style w:type="character" w:styleId="1145" w:customStyle="1">
+  <w:style w:type="character" w:styleId="1147" w:customStyle="1">
     <w:name w:val="Текст выноски Знак"/>
-    <w:link w:val="1144"/>
+    <w:link w:val="1146"/>
     <w:uiPriority w:val="99"/>
     <w:semiHidden/>
     <w:pPr>

--- a/assets/templates/base.docx
+++ b/assets/templates/base.docx
@@ -9,8 +9,11 @@
         <w:ind/>
         <w:jc w:val="center"/>
         <w:rPr>
+          <w:b/>
+          <w:bCs/>
           <w:sz w:val="28"/>
           <w:szCs w:val="28"/>
+          <w:highlight w:val="none"/>
           <w:lang w:val="en-US"/>
         </w:rPr>
       </w:pPr>
@@ -38,51 +41,26 @@
           <w:lang w:val="en-US"/>
         </w:rPr>
       </w:r>
-      <w:r>
-        <w:rPr>
-          <w:sz w:val="28"/>
-          <w:szCs w:val="28"/>
-          <w:lang w:val="en-US"/>
-        </w:rPr>
-      </w:r>
     </w:p>
     <w:p>
       <w:pPr>
-        <w:pBdr/>
-        <w:spacing/>
-        <w:ind/>
-        <w:rPr/>
-      </w:pPr>
-      <w:r/>
-      <w:r/>
-    </w:p>
-    <w:p>
-      <w:pPr>
-        <w:pStyle w:val="1145"/>
+        <w:pStyle w:val="1_2737"/>
         <w:numPr>
           <w:ilvl w:val="0"/>
-          <w:numId w:val="1"/>
+          <w:numId w:val="3"/>
         </w:numPr>
         <w:pBdr/>
-        <w:tabs>
-          <w:tab w:val="left" w:leader="none" w:pos="1800"/>
-        </w:tabs>
-        <w:spacing/>
-        <w:ind/>
-        <w:rPr>
-          <w:lang w:val="en-US"/>
-        </w:rPr>
+        <w:spacing w:line="288" w:lineRule="auto"/>
+        <w:ind/>
+        <w:contextualSpacing w:val="true"/>
+        <w:jc w:val="both"/>
+        <w:rPr/>
       </w:pPr>
       <w:r>
         <w:rPr>
           <w:lang w:val="en-US"/>
         </w:rPr>
         <w:t xml:space="preserve">{{</w:t>
-      </w:r>
-      <w:r>
-        <w:rPr>
-          <w:lang w:val="en-US"/>
-        </w:rPr>
       </w:r>
       <w:r>
         <w:rPr>
@@ -95,59 +73,56 @@
           <w:lang w:val="en-US"/>
         </w:rPr>
         <w:t xml:space="preserve">}}</w:t>
-        <w:br/>
       </w:r>
+      <w:r/>
+    </w:p>
+    <w:p>
+      <w:pPr>
+        <w:pStyle w:val="1_2737"/>
+        <w:numPr>
+          <w:ilvl w:val="0"/>
+          <w:numId w:val="3"/>
+        </w:numPr>
+        <w:pBdr/>
+        <w:spacing w:line="288" w:lineRule="auto"/>
+        <w:ind/>
+        <w:contextualSpacing w:val="true"/>
+        <w:jc w:val="both"/>
+        <w:rPr/>
+      </w:pPr>
       <w:r>
         <w:rPr>
-          <w:lang w:val="en-US"/>
-        </w:rPr>
-      </w:r>
-      <w:r>
-        <w:rPr>
-          <w:lang w:val="en-US"/>
-        </w:rPr>
-      </w:r>
-    </w:p>
-    <w:p>
-      <w:pPr>
-        <w:pStyle w:val="1145"/>
-        <w:numPr>
-          <w:ilvl w:val="0"/>
-          <w:numId w:val="1"/>
-        </w:numPr>
-        <w:pBdr/>
-        <w:tabs>
-          <w:tab w:val="left" w:leader="none" w:pos="7110"/>
-        </w:tabs>
-        <w:spacing/>
-        <w:ind/>
-        <w:rPr/>
-      </w:pPr>
-      <w:r>
-        <w:rPr>
+          <w:highlight w:val="none"/>
           <w:lang w:val="en-US"/>
         </w:rPr>
         <w:t xml:space="preserve">{{</w:t>
       </w:r>
       <w:r>
         <w:rPr>
-          <w:lang w:val="en-US"/>
-        </w:rPr>
-      </w:r>
-      <w:r>
-        <w:rPr>
+          <w:highlight w:val="none"/>
           <w:lang w:val="en-US"/>
         </w:rPr>
         <w:t xml:space="preserve">question_practical</w:t>
       </w:r>
       <w:r>
         <w:rPr>
+          <w:highlight w:val="none"/>
           <w:lang w:val="en-US"/>
         </w:rPr>
         <w:t xml:space="preserve">}}</w:t>
-        <w:br/>
       </w:r>
-      <w:r/>
+      <w:r>
+        <w:rPr>
+          <w:highlight w:val="none"/>
+          <w:lang w:val="en-US"/>
+        </w:rPr>
+      </w:r>
+      <w:r>
+        <w:rPr>
+          <w:highlight w:val="none"/>
+          <w:lang w:val="en-US"/>
+        </w:rPr>
+      </w:r>
     </w:p>
     <w:sectPr>
       <w:headerReference w:type="default" r:id="rId9"/>
@@ -565,6 +540,7 @@
         </w:tcPr>
         <w:p>
           <w:pPr>
+            <w:pStyle w:val="1130"/>
             <w:pBdr/>
             <w:spacing/>
             <w:ind/>
@@ -626,6 +602,7 @@
         </w:tcPr>
         <w:p>
           <w:pPr>
+            <w:pStyle w:val="1130"/>
             <w:pBdr/>
             <w:spacing/>
             <w:ind/>
@@ -649,7 +626,6 @@
               <w:szCs w:val="22"/>
             </w:rPr>
             <w:t xml:space="preserve">Председатель ЦМК</w:t>
-            <w:br/>
           </w:r>
           <w:r>
             <w:rPr>
@@ -674,10 +650,11 @@
         </w:p>
         <w:p>
           <w:pPr>
+            <w:pStyle w:val="1130"/>
             <w:pBdr/>
             <w:spacing/>
-            <w:ind w:right="-127"/>
-            <w:jc w:val="left"/>
+            <w:ind/>
+            <w:jc w:val="center"/>
             <w:rPr>
               <w:rFonts w:eastAsia="Calibri"/>
               <w:b/>
@@ -705,10 +682,7 @@
               <w:iCs/>
               <w:sz w:val="22"/>
               <w:szCs w:val="22"/>
-              <w:u w:val="single"/>
-              <w:lang w:val="en-US"/>
             </w:rPr>
-            <w:t xml:space="preserve"> </w:t>
           </w:r>
           <w:r>
             <w:rPr>
@@ -718,11 +692,24 @@
               <w:iCs/>
               <w:sz w:val="22"/>
               <w:szCs w:val="22"/>
-              <w:u w:val="single"/>
-              <w:lang w:val="en-US"/>
             </w:rPr>
-            <w:t xml:space="preserve">‎ </w:t>
           </w:r>
+        </w:p>
+        <w:p>
+          <w:pPr>
+            <w:pStyle w:val="1130"/>
+            <w:pBdr/>
+            <w:spacing/>
+            <w:ind w:right="-127"/>
+            <w:rPr>
+              <w:rFonts w:eastAsia="Calibri"/>
+              <w:b/>
+              <w:bCs/>
+              <w:iCs/>
+              <w:sz w:val="22"/>
+              <w:szCs w:val="22"/>
+            </w:rPr>
+          </w:pPr>
           <w:r>
             <w:rPr>
               <w:rFonts w:eastAsia="Calibri"/>
@@ -731,296 +718,9 @@
               <w:iCs/>
               <w:sz w:val="22"/>
               <w:szCs w:val="22"/>
-              <w:u w:val="single"/>
               <w:lang w:val="en-US"/>
             </w:rPr>
-            <w:t xml:space="preserve">‎ </w:t>
-          </w:r>
-          <w:r>
-            <w:rPr>
-              <w:rFonts w:eastAsia="Calibri"/>
-              <w:b/>
-              <w:bCs/>
-              <w:iCs/>
-              <w:sz w:val="22"/>
-              <w:szCs w:val="22"/>
-              <w:u w:val="single"/>
-              <w:lang w:val="en-US"/>
-            </w:rPr>
-            <w:t xml:space="preserve">‎ </w:t>
-          </w:r>
-          <w:r>
-            <w:rPr>
-              <w:rFonts w:eastAsia="Calibri"/>
-              <w:b/>
-              <w:bCs/>
-              <w:iCs/>
-              <w:sz w:val="22"/>
-              <w:szCs w:val="22"/>
-              <w:u w:val="single"/>
-              <w:lang w:val="en-US"/>
-            </w:rPr>
-            <w:t xml:space="preserve">‎ </w:t>
-          </w:r>
-          <w:r>
-            <w:rPr>
-              <w:rFonts w:eastAsia="Calibri"/>
-              <w:b/>
-              <w:bCs/>
-              <w:iCs/>
-              <w:sz w:val="22"/>
-              <w:szCs w:val="22"/>
-              <w:u w:val="single"/>
-              <w:lang w:val="en-US"/>
-            </w:rPr>
-            <w:t xml:space="preserve">‎ </w:t>
-          </w:r>
-          <w:r>
-            <w:rPr>
-              <w:rFonts w:eastAsia="Calibri"/>
-              <w:b/>
-              <w:bCs/>
-              <w:iCs/>
-              <w:sz w:val="22"/>
-              <w:szCs w:val="22"/>
-              <w:u w:val="single"/>
-              <w:lang w:val="en-US"/>
-            </w:rPr>
-            <w:t xml:space="preserve">‎ </w:t>
-          </w:r>
-          <w:r>
-            <w:rPr>
-              <w:rFonts w:eastAsia="Calibri"/>
-              <w:b/>
-              <w:bCs/>
-              <w:iCs/>
-              <w:sz w:val="22"/>
-              <w:szCs w:val="22"/>
-              <w:u w:val="single"/>
-              <w:lang w:val="en-US"/>
-            </w:rPr>
-            <w:t xml:space="preserve">‎ </w:t>
-          </w:r>
-          <w:r>
-            <w:rPr>
-              <w:rFonts w:eastAsia="Calibri"/>
-              <w:b/>
-              <w:bCs/>
-              <w:iCs/>
-              <w:sz w:val="22"/>
-              <w:szCs w:val="22"/>
-              <w:u w:val="single"/>
-              <w:lang w:val="en-US"/>
-            </w:rPr>
-            <w:t xml:space="preserve">‎ </w:t>
-          </w:r>
-          <w:r>
-            <w:rPr>
-              <w:rFonts w:eastAsia="Calibri"/>
-              <w:b/>
-              <w:bCs/>
-              <w:iCs/>
-              <w:sz w:val="22"/>
-              <w:szCs w:val="22"/>
-              <w:u w:val="single"/>
-              <w:lang w:val="en-US"/>
-            </w:rPr>
-            <w:t xml:space="preserve">‎ </w:t>
-          </w:r>
-          <w:r>
-            <w:rPr>
-              <w:rFonts w:eastAsia="Calibri"/>
-              <w:b/>
-              <w:bCs/>
-              <w:iCs/>
-              <w:sz w:val="22"/>
-              <w:szCs w:val="22"/>
-              <w:u w:val="single"/>
-              <w:lang w:val="en-US"/>
-            </w:rPr>
-            <w:t xml:space="preserve">‎ </w:t>
-          </w:r>
-          <w:r>
-            <w:rPr>
-              <w:rFonts w:eastAsia="Calibri"/>
-              <w:b/>
-              <w:bCs/>
-              <w:iCs/>
-              <w:sz w:val="22"/>
-              <w:szCs w:val="22"/>
-              <w:u w:val="single"/>
-              <w:lang w:val="en-US"/>
-            </w:rPr>
-            <w:t xml:space="preserve">‎ </w:t>
-          </w:r>
-          <w:r>
-            <w:rPr>
-              <w:rFonts w:eastAsia="Calibri"/>
-              <w:b/>
-              <w:bCs/>
-              <w:iCs/>
-              <w:sz w:val="22"/>
-              <w:szCs w:val="22"/>
-              <w:u w:val="single"/>
-              <w:lang w:val="en-US"/>
-            </w:rPr>
-            <w:t xml:space="preserve">‎ </w:t>
-          </w:r>
-          <w:r>
-            <w:rPr>
-              <w:rFonts w:eastAsia="Calibri"/>
-              <w:b/>
-              <w:bCs/>
-              <w:iCs/>
-              <w:sz w:val="22"/>
-              <w:szCs w:val="22"/>
-              <w:u w:val="single"/>
-              <w:lang w:val="en-US"/>
-            </w:rPr>
-            <w:t xml:space="preserve">‎ </w:t>
-          </w:r>
-          <w:r>
-            <w:rPr>
-              <w:rFonts w:eastAsia="Calibri"/>
-              <w:b/>
-              <w:bCs/>
-              <w:iCs/>
-              <w:sz w:val="22"/>
-              <w:szCs w:val="22"/>
-              <w:u w:val="single"/>
-              <w:lang w:val="en-US"/>
-            </w:rPr>
-            <w:t xml:space="preserve">‎ </w:t>
-          </w:r>
-          <w:r>
-            <w:rPr>
-              <w:rFonts w:eastAsia="Calibri"/>
-              <w:b/>
-              <w:bCs/>
-              <w:iCs/>
-              <w:sz w:val="22"/>
-              <w:szCs w:val="22"/>
-              <w:u w:val="single"/>
-              <w:lang w:val="en-US"/>
-            </w:rPr>
-            <w:t xml:space="preserve">‎ </w:t>
-          </w:r>
-          <w:r>
-            <w:rPr>
-              <w:rFonts w:eastAsia="Calibri"/>
-              <w:b/>
-              <w:bCs/>
-              <w:iCs/>
-              <w:sz w:val="22"/>
-              <w:szCs w:val="22"/>
-              <w:u w:val="single"/>
-              <w:lang w:val="en-US"/>
-            </w:rPr>
-            <w:t xml:space="preserve">‎</w:t>
-          </w:r>
-          <w:r>
-            <w:rPr>
-              <w:rFonts w:eastAsia="Calibri"/>
-              <w:b/>
-              <w:bCs/>
-              <w:iCs/>
-              <w:sz w:val="22"/>
-              <w:szCs w:val="22"/>
-              <w:u w:val="single"/>
-              <w:lang w:val="en-US"/>
-            </w:rPr>
-            <w:t xml:space="preserve">‎ </w:t>
-          </w:r>
-          <w:r>
-            <w:rPr>
-              <w:rFonts w:eastAsia="Calibri"/>
-              <w:b/>
-              <w:bCs/>
-              <w:iCs/>
-              <w:sz w:val="22"/>
-              <w:szCs w:val="22"/>
-              <w:u w:val="single"/>
-              <w:lang w:val="en-US"/>
-            </w:rPr>
-            <w:t xml:space="preserve">‎ </w:t>
-          </w:r>
-          <w:r>
-            <w:rPr>
-              <w:rFonts w:eastAsia="Calibri"/>
-              <w:b/>
-              <w:bCs/>
-              <w:iCs/>
-              <w:sz w:val="22"/>
-              <w:szCs w:val="22"/>
-              <w:u w:val="single"/>
-              <w:lang w:val="en-US"/>
-            </w:rPr>
-            <w:t xml:space="preserve">‎ </w:t>
-          </w:r>
-          <w:r>
-            <w:rPr>
-              <w:rFonts w:eastAsia="Calibri"/>
-              <w:b/>
-              <w:bCs/>
-              <w:iCs/>
-              <w:sz w:val="22"/>
-              <w:szCs w:val="22"/>
-              <w:u w:val="single"/>
-              <w:lang w:val="en-US"/>
-            </w:rPr>
-            <w:t xml:space="preserve">‎ </w:t>
-          </w:r>
-          <w:r>
-            <w:rPr>
-              <w:rFonts w:eastAsia="Calibri"/>
-              <w:b/>
-              <w:bCs/>
-              <w:iCs/>
-              <w:sz w:val="22"/>
-              <w:szCs w:val="22"/>
-              <w:u w:val="single"/>
-              <w:lang w:val="en-US"/>
-            </w:rPr>
-            <w:t xml:space="preserve">‎</w:t>
-          </w:r>
-          <w:r>
-            <w:rPr>
-              <w:rFonts w:eastAsia="Calibri"/>
-              <w:b/>
-              <w:bCs/>
-              <w:iCs/>
-              <w:sz w:val="22"/>
-              <w:szCs w:val="22"/>
-              <w:u w:val="none"/>
-              <w:lang w:val="en-US"/>
-            </w:rPr>
-            <w:t xml:space="preserve">{{</w:t>
-          </w:r>
-          <w:r>
-            <w:rPr>
-              <w:rFonts w:eastAsia="Calibri"/>
-              <w:b/>
-              <w:bCs/>
-              <w:iCs/>
-              <w:sz w:val="22"/>
-              <w:szCs w:val="22"/>
-              <w:u w:val="none"/>
-              <w:lang w:val="en-US"/>
-            </w:rPr>
-            <w:t xml:space="preserve">cmk</w:t>
-          </w:r>
-          <w:r>
-            <w:rPr>
-              <w:rFonts w:eastAsia="Calibri"/>
-              <w:b/>
-              <w:bCs/>
-              <w:iCs/>
-              <w:sz w:val="22"/>
-              <w:szCs w:val="22"/>
-              <w:u w:val="none"/>
-              <w:lang w:val="en-US"/>
-            </w:rPr>
-            <w:t xml:space="preserve">}}</w:t>
+            <w:t xml:space="preserve">{{cmk}}</w:t>
           </w:r>
           <w:r>
             <w:rPr>
@@ -1045,17 +745,16 @@
         </w:p>
         <w:p>
           <w:pPr>
+            <w:pStyle w:val="1130"/>
             <w:pBdr/>
             <w:spacing/>
-            <w:ind w:right="-127"/>
+            <w:ind/>
             <w:jc w:val="center"/>
             <w:rPr>
               <w:rFonts w:eastAsia="Calibri"/>
               <w:b/>
-              <w:bCs/>
               <w:sz w:val="22"/>
               <w:szCs w:val="22"/>
-              <w:highlight w:val="yellow"/>
             </w:rPr>
           </w:pPr>
           <w:r>
@@ -1077,7 +776,6 @@
               <w:iCs/>
               <w:sz w:val="22"/>
               <w:szCs w:val="22"/>
-              <w:u w:val="none"/>
               <w:lang w:val="en-US"/>
             </w:rPr>
             <w:t xml:space="preserve">{{day}}</w:t>
@@ -1091,7 +789,7 @@
               <w:sz w:val="22"/>
               <w:szCs w:val="22"/>
             </w:rPr>
-            <w:t xml:space="preserve">»</w:t>
+            <w:t xml:space="preserve">» </w:t>
           </w:r>
           <w:r>
             <w:rPr>
@@ -1103,77 +801,7 @@
               <w:szCs w:val="22"/>
               <w:lang w:val="en-US"/>
             </w:rPr>
-            <w:t xml:space="preserve"> </w:t>
-          </w:r>
-          <w:r>
-            <w:rPr>
-              <w:rFonts w:eastAsia="Calibri"/>
-              <w:b/>
-              <w:bCs/>
-              <w:sz w:val="22"/>
-              <w:szCs w:val="22"/>
-              <w:u w:val="none"/>
-              <w:lang w:val="en-US"/>
-            </w:rPr>
-            <w:t xml:space="preserve">{</w:t>
-          </w:r>
-          <w:r>
-            <w:rPr>
-              <w:rFonts w:eastAsia="Calibri"/>
-              <w:b/>
-              <w:bCs/>
-              <w:sz w:val="22"/>
-              <w:szCs w:val="22"/>
-              <w:u w:val="none"/>
-              <w:lang w:val="en-US"/>
-            </w:rPr>
-            <w:t xml:space="preserve">{</w:t>
-          </w:r>
-          <w:r>
-            <w:rPr>
-              <w:rFonts w:eastAsia="Calibri"/>
-              <w:b/>
-              <w:bCs/>
-              <w:sz w:val="22"/>
-              <w:szCs w:val="22"/>
-              <w:u w:val="none"/>
-              <w:lang w:val="en-US"/>
-            </w:rPr>
-            <w:t xml:space="preserve">month</w:t>
-          </w:r>
-          <w:r>
-            <w:rPr>
-              <w:rFonts w:eastAsia="Calibri"/>
-              <w:b/>
-              <w:bCs/>
-              <w:sz w:val="22"/>
-              <w:szCs w:val="22"/>
-              <w:u w:val="none"/>
-              <w:lang w:val="en-US"/>
-            </w:rPr>
-            <w:t xml:space="preserve">}</w:t>
-          </w:r>
-          <w:r>
-            <w:rPr>
-              <w:rFonts w:eastAsia="Calibri"/>
-              <w:b/>
-              <w:bCs/>
-              <w:sz w:val="22"/>
-              <w:szCs w:val="22"/>
-              <w:u w:val="none"/>
-              <w:lang w:val="en-US"/>
-            </w:rPr>
-            <w:t xml:space="preserve">}</w:t>
-          </w:r>
-          <w:r>
-            <w:rPr>
-              <w:rFonts w:eastAsia="Calibri"/>
-              <w:b/>
-              <w:sz w:val="22"/>
-              <w:szCs w:val="22"/>
-              <w:lang w:val="en-US"/>
-            </w:rPr>
-            <w:t xml:space="preserve">{{year}}</w:t>
+            <w:t xml:space="preserve">{{month}} {{year}}</w:t>
           </w:r>
           <w:r>
             <w:rPr>
@@ -1190,10 +818,16 @@
             <w:rPr>
               <w:rFonts w:eastAsia="Calibri"/>
               <w:b/>
-              <w:bCs/>
               <w:sz w:val="22"/>
               <w:szCs w:val="22"/>
-              <w:highlight w:val="yellow"/>
+            </w:rPr>
+          </w:r>
+          <w:r>
+            <w:rPr>
+              <w:rFonts w:eastAsia="Calibri"/>
+              <w:b/>
+              <w:sz w:val="22"/>
+              <w:szCs w:val="22"/>
             </w:rPr>
           </w:r>
           <w:r>
@@ -1201,9 +835,75 @@
               <w:rFonts w:eastAsia="Calibri"/>
               <w:b/>
               <w:bCs/>
+              <w:iCs/>
               <w:sz w:val="22"/>
               <w:szCs w:val="22"/>
-              <w:highlight w:val="yellow"/>
+            </w:rPr>
+          </w:r>
+          <w:r>
+            <w:rPr>
+              <w:rFonts w:eastAsia="Calibri"/>
+              <w:b/>
+              <w:bCs/>
+              <w:iCs/>
+              <w:sz w:val="22"/>
+              <w:szCs w:val="22"/>
+            </w:rPr>
+          </w:r>
+          <w:r>
+            <w:rPr>
+              <w:rFonts w:eastAsia="Calibri"/>
+              <w:b/>
+              <w:bCs/>
+              <w:iCs/>
+              <w:sz w:val="22"/>
+              <w:szCs w:val="22"/>
+            </w:rPr>
+          </w:r>
+          <w:r>
+            <w:rPr>
+              <w:rFonts w:eastAsia="Calibri"/>
+              <w:b/>
+              <w:sz w:val="22"/>
+              <w:szCs w:val="22"/>
+            </w:rPr>
+          </w:r>
+          <w:r>
+            <w:rPr>
+              <w:rFonts w:eastAsia="Calibri"/>
+              <w:b/>
+              <w:bCs/>
+              <w:iCs/>
+              <w:sz w:val="22"/>
+              <w:szCs w:val="22"/>
+            </w:rPr>
+          </w:r>
+          <w:r>
+            <w:rPr>
+              <w:rFonts w:eastAsia="Calibri"/>
+              <w:b/>
+              <w:bCs/>
+              <w:iCs/>
+              <w:sz w:val="22"/>
+              <w:szCs w:val="22"/>
+            </w:rPr>
+          </w:r>
+          <w:r>
+            <w:rPr>
+              <w:rFonts w:eastAsia="Calibri"/>
+              <w:b/>
+              <w:bCs/>
+              <w:iCs/>
+              <w:sz w:val="22"/>
+              <w:szCs w:val="22"/>
+            </w:rPr>
+          </w:r>
+          <w:r>
+            <w:rPr>
+              <w:rFonts w:eastAsia="Calibri"/>
+              <w:b/>
+              <w:sz w:val="22"/>
+              <w:szCs w:val="22"/>
             </w:rPr>
           </w:r>
         </w:p>
@@ -1217,6 +917,7 @@
         </w:tcPr>
         <w:p>
           <w:pPr>
+            <w:pStyle w:val="1130"/>
             <w:pBdr/>
             <w:spacing/>
             <w:ind/>
@@ -1249,9 +950,8 @@
               <w:iCs/>
               <w:sz w:val="22"/>
               <w:szCs w:val="22"/>
-              <w:lang w:val="en-US"/>
             </w:rPr>
-            <w:t xml:space="preserve">{</w:t>
+            <w:t xml:space="preserve"> </w:t>
           </w:r>
           <w:r>
             <w:rPr>
@@ -1263,7 +963,31 @@
               <w:szCs w:val="22"/>
               <w:lang w:val="en-US"/>
             </w:rPr>
-            <w:t xml:space="preserve">{qualify}}</w:t>
+            <w:t xml:space="preserve">{{</w:t>
+          </w:r>
+          <w:r>
+            <w:rPr>
+              <w:rFonts w:eastAsia="Calibri"/>
+              <w:b/>
+              <w:bCs/>
+              <w:iCs/>
+              <w:sz w:val="22"/>
+              <w:szCs w:val="22"/>
+              <w:lang w:val="en-US"/>
+            </w:rPr>
+            <w:t xml:space="preserve">qualify</w:t>
+          </w:r>
+          <w:r>
+            <w:rPr>
+              <w:rFonts w:eastAsia="Calibri"/>
+              <w:b/>
+              <w:bCs/>
+              <w:iCs/>
+              <w:sz w:val="22"/>
+              <w:szCs w:val="22"/>
+              <w:lang w:val="en-US"/>
+            </w:rPr>
+            <w:t xml:space="preserve">}}</w:t>
           </w:r>
           <w:r>
             <w:rPr>
@@ -1359,6 +1083,7 @@
         </w:tcPr>
         <w:p>
           <w:pPr>
+            <w:pStyle w:val="1130"/>
             <w:pBdr/>
             <w:spacing/>
             <w:ind/>
@@ -1370,17 +1095,13 @@
               <w:iCs/>
               <w:sz w:val="22"/>
               <w:szCs w:val="22"/>
-              <w:lang w:val="en-US"/>
             </w:rPr>
           </w:pPr>
           <w:r>
             <w:rPr>
-              <w:rFonts w:eastAsia="Calibri"/>
               <w:b/>
               <w:bCs/>
               <w:iCs/>
-              <w:sz w:val="22"/>
-              <w:szCs w:val="22"/>
               <w:lang w:val="en-US"/>
             </w:rPr>
             <w:t xml:space="preserve">{{subject}}</w:t>
@@ -1393,18 +1114,6 @@
               <w:iCs/>
               <w:sz w:val="22"/>
               <w:szCs w:val="22"/>
-              <w:lang w:val="en-US"/>
-            </w:rPr>
-          </w:r>
-          <w:r>
-            <w:rPr>
-              <w:rFonts w:eastAsia="Calibri"/>
-              <w:b/>
-              <w:bCs/>
-              <w:iCs/>
-              <w:sz w:val="22"/>
-              <w:szCs w:val="22"/>
-              <w:lang w:val="en-US"/>
             </w:rPr>
           </w:r>
         </w:p>
@@ -1481,6 +1190,7 @@
         </w:tcPr>
         <w:p>
           <w:pPr>
+            <w:pStyle w:val="1130"/>
             <w:pBdr/>
             <w:spacing/>
             <w:ind/>
@@ -1504,8 +1214,44 @@
               <w:szCs w:val="22"/>
             </w:rPr>
             <w:t xml:space="preserve">Специальность</w:t>
-            <w:br/>
           </w:r>
+          <w:r>
+            <w:rPr>
+              <w:rFonts w:eastAsia="Calibri"/>
+              <w:b/>
+              <w:bCs/>
+              <w:iCs/>
+              <w:sz w:val="22"/>
+              <w:szCs w:val="22"/>
+            </w:rPr>
+          </w:r>
+          <w:r>
+            <w:rPr>
+              <w:rFonts w:eastAsia="Calibri"/>
+              <w:b/>
+              <w:bCs/>
+              <w:iCs/>
+              <w:sz w:val="22"/>
+              <w:szCs w:val="22"/>
+            </w:rPr>
+          </w:r>
+        </w:p>
+        <w:p>
+          <w:pPr>
+            <w:pStyle w:val="1130"/>
+            <w:pBdr/>
+            <w:spacing/>
+            <w:ind/>
+            <w:jc w:val="center"/>
+            <w:rPr>
+              <w:rFonts w:eastAsia="Calibri"/>
+              <w:b/>
+              <w:bCs/>
+              <w:iCs/>
+              <w:sz w:val="22"/>
+              <w:szCs w:val="22"/>
+            </w:rPr>
+          </w:pPr>
           <w:r>
             <w:rPr>
               <w:rFonts w:eastAsia="Calibri"/>
@@ -1517,16 +1263,6 @@
               <w:lang w:val="en-US"/>
             </w:rPr>
             <w:t xml:space="preserve">{{spec}}</w:t>
-          </w:r>
-          <w:r>
-            <w:rPr>
-              <w:rFonts w:eastAsia="Calibri"/>
-              <w:b/>
-              <w:bCs/>
-              <w:iCs/>
-              <w:sz w:val="22"/>
-              <w:szCs w:val="22"/>
-            </w:rPr>
           </w:r>
           <w:r>
             <w:rPr>
@@ -1739,8 +1475,332 @@
       <w:suff w:val="tab"/>
     </w:lvl>
   </w:abstractNum>
+  <w:abstractNum w:abstractNumId="1">
+    <w:nsid w:val="57BC163D"/>
+    <w:lvl w:ilvl="0">
+      <w:isLgl w:val="false"/>
+      <w:lvlJc w:val="left"/>
+      <w:lvlText w:val="%1."/>
+      <w:numFmt w:val="decimal"/>
+      <w:pPr>
+        <w:pBdr/>
+        <w:tabs>
+          <w:tab w:val="num" w:leader="none" w:pos="720"/>
+        </w:tabs>
+        <w:spacing/>
+        <w:ind w:hanging="360" w:left="720"/>
+      </w:pPr>
+      <w:rPr>
+        <w:sz w:val="28"/>
+        <w:szCs w:val="28"/>
+      </w:rPr>
+      <w:start w:val="1"/>
+      <w:suff w:val="tab"/>
+    </w:lvl>
+    <w:lvl w:ilvl="1">
+      <w:isLgl w:val="false"/>
+      <w:lvlJc w:val="left"/>
+      <w:lvlText w:val="%2."/>
+      <w:numFmt w:val="decimal"/>
+      <w:pPr>
+        <w:pBdr/>
+        <w:tabs>
+          <w:tab w:val="num" w:leader="none" w:pos="1440"/>
+        </w:tabs>
+        <w:spacing/>
+        <w:ind w:hanging="360" w:left="1440"/>
+      </w:pPr>
+      <w:rPr>
+        <w:sz w:val="28"/>
+        <w:szCs w:val="28"/>
+      </w:rPr>
+      <w:start w:val="1"/>
+      <w:suff w:val="tab"/>
+    </w:lvl>
+    <w:lvl w:ilvl="2">
+      <w:isLgl w:val="false"/>
+      <w:lvlJc w:val="right"/>
+      <w:lvlText w:val="%3."/>
+      <w:numFmt w:val="lowerRoman"/>
+      <w:pPr>
+        <w:pBdr/>
+        <w:tabs>
+          <w:tab w:val="num" w:leader="none" w:pos="2160"/>
+        </w:tabs>
+        <w:spacing/>
+        <w:ind w:hanging="180" w:left="2160"/>
+      </w:pPr>
+      <w:rPr/>
+      <w:start w:val="1"/>
+      <w:suff w:val="tab"/>
+    </w:lvl>
+    <w:lvl w:ilvl="3">
+      <w:isLgl w:val="false"/>
+      <w:lvlJc w:val="left"/>
+      <w:lvlText w:val="%4."/>
+      <w:numFmt w:val="decimal"/>
+      <w:pPr>
+        <w:pBdr/>
+        <w:tabs>
+          <w:tab w:val="num" w:leader="none" w:pos="2880"/>
+        </w:tabs>
+        <w:spacing/>
+        <w:ind w:hanging="360" w:left="2880"/>
+      </w:pPr>
+      <w:rPr/>
+      <w:start w:val="1"/>
+      <w:suff w:val="tab"/>
+    </w:lvl>
+    <w:lvl w:ilvl="4">
+      <w:isLgl w:val="false"/>
+      <w:lvlJc w:val="left"/>
+      <w:lvlText w:val="%5."/>
+      <w:numFmt w:val="lowerLetter"/>
+      <w:pPr>
+        <w:pBdr/>
+        <w:tabs>
+          <w:tab w:val="num" w:leader="none" w:pos="3600"/>
+        </w:tabs>
+        <w:spacing/>
+        <w:ind w:hanging="360" w:left="3600"/>
+      </w:pPr>
+      <w:rPr/>
+      <w:start w:val="1"/>
+      <w:suff w:val="tab"/>
+    </w:lvl>
+    <w:lvl w:ilvl="5">
+      <w:isLgl w:val="false"/>
+      <w:lvlJc w:val="right"/>
+      <w:lvlText w:val="%6."/>
+      <w:numFmt w:val="lowerRoman"/>
+      <w:pPr>
+        <w:pBdr/>
+        <w:tabs>
+          <w:tab w:val="num" w:leader="none" w:pos="4320"/>
+        </w:tabs>
+        <w:spacing/>
+        <w:ind w:hanging="180" w:left="4320"/>
+      </w:pPr>
+      <w:rPr/>
+      <w:start w:val="1"/>
+      <w:suff w:val="tab"/>
+    </w:lvl>
+    <w:lvl w:ilvl="6">
+      <w:isLgl w:val="false"/>
+      <w:lvlJc w:val="left"/>
+      <w:lvlText w:val="%7."/>
+      <w:numFmt w:val="decimal"/>
+      <w:pPr>
+        <w:pBdr/>
+        <w:tabs>
+          <w:tab w:val="num" w:leader="none" w:pos="5040"/>
+        </w:tabs>
+        <w:spacing/>
+        <w:ind w:hanging="360" w:left="5040"/>
+      </w:pPr>
+      <w:rPr/>
+      <w:start w:val="1"/>
+      <w:suff w:val="tab"/>
+    </w:lvl>
+    <w:lvl w:ilvl="7">
+      <w:isLgl w:val="false"/>
+      <w:lvlJc w:val="left"/>
+      <w:lvlText w:val="%8."/>
+      <w:numFmt w:val="lowerLetter"/>
+      <w:pPr>
+        <w:pBdr/>
+        <w:tabs>
+          <w:tab w:val="num" w:leader="none" w:pos="5760"/>
+        </w:tabs>
+        <w:spacing/>
+        <w:ind w:hanging="360" w:left="5760"/>
+      </w:pPr>
+      <w:rPr/>
+      <w:start w:val="1"/>
+      <w:suff w:val="tab"/>
+    </w:lvl>
+    <w:lvl w:ilvl="8">
+      <w:isLgl w:val="false"/>
+      <w:lvlJc w:val="right"/>
+      <w:lvlText w:val="%9."/>
+      <w:numFmt w:val="lowerRoman"/>
+      <w:pPr>
+        <w:pBdr/>
+        <w:tabs>
+          <w:tab w:val="num" w:leader="none" w:pos="6480"/>
+        </w:tabs>
+        <w:spacing/>
+        <w:ind w:hanging="180" w:left="6480"/>
+      </w:pPr>
+      <w:rPr/>
+      <w:start w:val="1"/>
+      <w:suff w:val="tab"/>
+    </w:lvl>
+  </w:abstractNum>
+  <w:abstractNum w:abstractNumId="2">
+    <w:nsid w:val="6D94446C"/>
+    <w:lvl w:ilvl="0">
+      <w:isLgl w:val="false"/>
+      <w:lvlJc w:val="left"/>
+      <w:lvlText w:val="%1."/>
+      <w:numFmt w:val="decimal"/>
+      <w:pPr>
+        <w:pBdr/>
+        <w:spacing/>
+        <w:ind w:hanging="360" w:left="720"/>
+      </w:pPr>
+      <w:rPr/>
+      <w:start w:val="1"/>
+      <w:suff w:val="tab"/>
+    </w:lvl>
+    <w:lvl w:ilvl="1">
+      <w:isLgl w:val="false"/>
+      <w:lvlJc w:val="left"/>
+      <w:lvlText w:val="%2."/>
+      <w:numFmt w:val="lowerLetter"/>
+      <w:pPr>
+        <w:pBdr/>
+        <w:spacing/>
+        <w:ind w:hanging="360" w:left="1440"/>
+      </w:pPr>
+      <w:rPr/>
+      <w:start w:val="1"/>
+      <w:suff w:val="tab"/>
+    </w:lvl>
+    <w:lvl w:ilvl="2">
+      <w:isLgl w:val="false"/>
+      <w:lvlJc w:val="right"/>
+      <w:lvlText w:val="%3."/>
+      <w:numFmt w:val="lowerRoman"/>
+      <w:pPr>
+        <w:pBdr/>
+        <w:spacing/>
+        <w:ind w:hanging="180" w:left="2160"/>
+      </w:pPr>
+      <w:rPr/>
+      <w:start w:val="1"/>
+      <w:suff w:val="tab"/>
+    </w:lvl>
+    <w:lvl w:ilvl="3">
+      <w:isLgl w:val="false"/>
+      <w:lvlJc w:val="left"/>
+      <w:lvlText w:val="%4."/>
+      <w:numFmt w:val="decimal"/>
+      <w:pPr>
+        <w:pBdr/>
+        <w:spacing/>
+        <w:ind w:hanging="360" w:left="2880"/>
+      </w:pPr>
+      <w:rPr/>
+      <w:start w:val="1"/>
+      <w:suff w:val="tab"/>
+    </w:lvl>
+    <w:lvl w:ilvl="4">
+      <w:isLgl w:val="false"/>
+      <w:lvlJc w:val="left"/>
+      <w:lvlText w:val="%5."/>
+      <w:numFmt w:val="lowerLetter"/>
+      <w:pPr>
+        <w:pBdr/>
+        <w:spacing/>
+        <w:ind w:hanging="360" w:left="3600"/>
+      </w:pPr>
+      <w:rPr/>
+      <w:start w:val="1"/>
+      <w:suff w:val="tab"/>
+    </w:lvl>
+    <w:lvl w:ilvl="5">
+      <w:isLgl w:val="false"/>
+      <w:lvlJc w:val="right"/>
+      <w:lvlText w:val="%6."/>
+      <w:numFmt w:val="lowerRoman"/>
+      <w:pPr>
+        <w:pBdr/>
+        <w:spacing/>
+        <w:ind w:hanging="180" w:left="4320"/>
+      </w:pPr>
+      <w:rPr/>
+      <w:start w:val="1"/>
+      <w:suff w:val="tab"/>
+    </w:lvl>
+    <w:lvl w:ilvl="6">
+      <w:isLgl w:val="false"/>
+      <w:lvlJc w:val="left"/>
+      <w:lvlText w:val="%7."/>
+      <w:numFmt w:val="decimal"/>
+      <w:pPr>
+        <w:pBdr/>
+        <w:spacing/>
+        <w:ind w:hanging="360" w:left="5040"/>
+      </w:pPr>
+      <w:rPr/>
+      <w:start w:val="1"/>
+      <w:suff w:val="tab"/>
+    </w:lvl>
+    <w:lvl w:ilvl="7">
+      <w:isLgl w:val="false"/>
+      <w:lvlJc w:val="left"/>
+      <w:lvlText w:val="%8."/>
+      <w:numFmt w:val="lowerLetter"/>
+      <w:pPr>
+        <w:pBdr/>
+        <w:spacing/>
+        <w:ind w:hanging="360" w:left="5760"/>
+      </w:pPr>
+      <w:rPr/>
+      <w:start w:val="1"/>
+      <w:suff w:val="tab"/>
+    </w:lvl>
+    <w:lvl w:ilvl="8">
+      <w:isLgl w:val="false"/>
+      <w:lvlJc w:val="right"/>
+      <w:lvlText w:val="%9."/>
+      <w:numFmt w:val="lowerRoman"/>
+      <w:pPr>
+        <w:pBdr/>
+        <w:spacing/>
+        <w:ind w:hanging="180" w:left="6480"/>
+      </w:pPr>
+      <w:rPr/>
+      <w:start w:val="1"/>
+      <w:suff w:val="tab"/>
+    </w:lvl>
+  </w:abstractNum>
   <w:num w:numId="1">
     <w:abstractNumId w:val="0"/>
+  </w:num>
+  <w:num w:numId="2">
+    <w:abstractNumId w:val="1"/>
+    <w:lvlOverride w:ilvl="0">
+      <w:startOverride w:val="1"/>
+    </w:lvlOverride>
+    <w:lvlOverride w:ilvl="1">
+      <w:startOverride w:val="1"/>
+    </w:lvlOverride>
+    <w:lvlOverride w:ilvl="2">
+      <w:startOverride w:val="1"/>
+    </w:lvlOverride>
+    <w:lvlOverride w:ilvl="3">
+      <w:startOverride w:val="1"/>
+    </w:lvlOverride>
+    <w:lvlOverride w:ilvl="4">
+      <w:startOverride w:val="1"/>
+    </w:lvlOverride>
+    <w:lvlOverride w:ilvl="5">
+      <w:startOverride w:val="1"/>
+    </w:lvlOverride>
+    <w:lvlOverride w:ilvl="6">
+      <w:startOverride w:val="1"/>
+    </w:lvlOverride>
+    <w:lvlOverride w:ilvl="7">
+      <w:startOverride w:val="1"/>
+    </w:lvlOverride>
+    <w:lvlOverride w:ilvl="8">
+      <w:startOverride w:val="1"/>
+    </w:lvlOverride>
+  </w:num>
+  <w:num w:numId="3">
+    <w:abstractNumId w:val="2"/>
   </w:num>
 </w:numbering>
 </file>
@@ -32608,6 +32668,57 @@
       <w:szCs w:val="18"/>
     </w:rPr>
   </w:style>
+  <w:style w:type="paragraph" w:styleId="1_2737" w:customStyle="1">
+    <w:name w:val="Абзац списка"/>
+    <w:basedOn w:val="915"/>
+    <w:next w:val="930"/>
+    <w:link w:val="915"/>
+    <w:uiPriority w:val="34"/>
+    <w:qFormat/>
+    <w:pPr>
+      <w:keepNext w:val="false"/>
+      <w:keepLines w:val="false"/>
+      <w:pageBreakBefore w:val="false"/>
+      <w:widowControl w:val="true"/>
+      <w:suppressLineNumbers w:val="false"/>
+      <w:pBdr>
+        <w:top w:val="none" w:color="000000" w:sz="4" w:space="0"/>
+        <w:left w:val="none" w:color="000000" w:sz="4" w:space="0"/>
+        <w:bottom w:val="none" w:color="000000" w:sz="4" w:space="0"/>
+        <w:right w:val="none" w:color="000000" w:sz="4" w:space="0"/>
+        <w:between w:val="none" w:color="000000" w:sz="4" w:space="0"/>
+      </w:pBdr>
+      <w:shd w:val="nil" w:color="000000"/>
+      <w:bidi w:val="false"/>
+      <w:spacing w:after="0" w:afterAutospacing="0" w:before="0" w:beforeAutospacing="0" w:line="240" w:lineRule="auto"/>
+      <w:ind w:right="0" w:firstLine="0" w:left="708"/>
+      <w:contextualSpacing w:val="false"/>
+      <w:jc w:val="left"/>
+    </w:pPr>
+    <w:rPr>
+      <w:rFonts w:ascii="Times New Roman" w:hAnsi="Times New Roman" w:eastAsia="Times New Roman" w:cs="Times New Roman"/>
+      <w:b w:val="0"/>
+      <w:bCs w:val="0"/>
+      <w:i w:val="0"/>
+      <w:iCs w:val="0"/>
+      <w:caps w:val="0"/>
+      <w:smallCaps w:val="0"/>
+      <w:strike w:val="0"/>
+      <w:vanish w:val="0"/>
+      <w:color w:val="auto"/>
+      <w:spacing w:val="0"/>
+      <w:position w:val="0"/>
+      <w:sz w:val="24"/>
+      <w:szCs w:val="24"/>
+      <w:highlight w:val="none"/>
+      <w:u w:val="none"/>
+      <w:vertAlign w:val="baseline"/>
+      <w:rtl w:val="0"/>
+      <w:cs w:val="0"/>
+      <w:lang w:val="ru-RU" w:eastAsia="ru-RU" w:bidi="ar-SA"/>
+      <w14:ligatures w14:val="none"/>
+    </w:rPr>
+  </w:style>
 </w:styles>
 </file>
 
